--- a/public/help/templates/stage-0-d1-template.docx
+++ b/public/help/templates/stage-0-d1-template.docx
@@ -11,7 +11,7 @@
           <w:i/>
           <w:iCs/>
         </w:rPr>
-        <w:t xml:space="preserve">Ubuntu Bridge Initiative · Cybersecurity Internship · Cohort 1 · Stage 0 capstone</w:t>
+        <w:t xml:space="preserve">Ubuntu Bridge Initiative · Cybersecurity Internship · Cohort 1 · Stage 0 Capstone</w:t>
       </w:r>
     </w:p>
     <w:p>
@@ -23,7 +23,7 @@
           <w:i/>
           <w:iCs/>
         </w:rPr>
-        <w:t xml:space="preserve">This is the editable template for one deliverable. Make a copy in Google Docs or open it in Microsoft Word, replace every</w:t>
+        <w:t xml:space="preserve">Editable template — Deliverable 1 of 4. Target length: 3–5 pages. This template mirrors the structure of a full-marks submission. Edit in Google Docs or Microsoft Word. Replace every</w:t>
       </w:r>
       <w:r>
         <w:rPr>
@@ -52,10 +52,17 @@
           <w:i/>
           <w:iCs/>
         </w:rPr>
-        <w:t xml:space="preserve">prompt with your own writing, and save as PDF or DOCX into your one shared Drive folder. Delete every bracketed prompt before you submit — if a placeholder is still in your file, the grader will mark that section incomplete.</w:t>
-      </w:r>
-    </w:p>
-    <w:bookmarkStart w:id="13" w:name="X4a3cf90d2e7ba424d77cd5ee00f181517b78f8a"/>
+        <w:t xml:space="preserve">prompt with your own writing. Delete every prompt before you save the final file. The italic guidance notes (like this one) should also be removed before submission.</w:t>
+      </w:r>
+    </w:p>
+    <w:p>
+      <w:r>
+        <w:pict>
+          <v:rect style="width:0;height:1.5pt" o:hralign="center" o:hrstd="t" o:hr="t"/>
+        </w:pict>
+      </w:r>
+    </w:p>
+    <w:bookmarkStart w:id="10" w:name="X4a3cf90d2e7ba424d77cd5ee00f181517b78f8a"/>
     <w:p>
       <w:pPr>
         <w:pStyle w:val="Heading1"/>
@@ -66,128 +73,20 @@
     </w:p>
     <w:p>
       <w:pPr>
-        <w:pStyle w:val="FirstParagraph"/>
-      </w:pPr>
-      <w:r>
-        <w:rPr>
-          <w:i/>
-          <w:iCs/>
-        </w:rPr>
-        <w:t xml:space="preserve">Length:</w:t>
-      </w:r>
-      <w:r>
-        <w:rPr>
-          <w:i/>
-          <w:iCs/>
-        </w:rPr>
-        <w:t xml:space="preserve"> </w:t>
-      </w:r>
-      <w:r>
-        <w:rPr>
-          <w:b/>
-          <w:bCs/>
-          <w:i/>
-          <w:iCs/>
-        </w:rPr>
-        <w:t xml:space="preserve">3–5 pages</w:t>
-      </w:r>
-      <w:r>
-        <w:rPr>
-          <w:i/>
-          <w:iCs/>
-        </w:rPr>
-        <w:t xml:space="preserve">. Submit as PDF or DOCX.</w:t>
-      </w:r>
-    </w:p>
-    <w:bookmarkStart w:id="9" w:name="page-1-title-and-methodology"/>
-    <w:p>
-      <w:pPr>
-        <w:pStyle w:val="Heading2"/>
-      </w:pPr>
-      <w:r>
-        <w:t xml:space="preserve">Page 1 — Title and methodology</w:t>
-      </w:r>
-    </w:p>
-    <w:p>
-      <w:pPr>
-        <w:pStyle w:val="SourceCode"/>
-      </w:pPr>
-      <w:r>
-        <w:rPr>
-          <w:rStyle w:val="VerbatimChar"/>
-        </w:rPr>
-        <w:t xml:space="preserve">Stage 0 Capstone · Deliverable 1</w:t>
-      </w:r>
-      <w:r>
-        <w:br/>
-      </w:r>
-      <w:r>
-        <w:rPr>
-          <w:rStyle w:val="VerbatimChar"/>
-        </w:rPr>
-        <w:t xml:space="preserve">Suspicious-login evidence table</w:t>
-      </w:r>
-      <w:r>
-        <w:br/>
-      </w:r>
-      <w:r>
-        <w:br/>
-      </w:r>
-      <w:r>
-        <w:rPr>
-          <w:rStyle w:val="VerbatimChar"/>
-        </w:rPr>
-        <w:t xml:space="preserve">[Your full name]</w:t>
-      </w:r>
-      <w:r>
-        <w:br/>
-      </w:r>
-      <w:r>
-        <w:rPr>
-          <w:rStyle w:val="VerbatimChar"/>
-        </w:rPr>
-        <w:t xml:space="preserve">[UBI intern code, e.g. UBI-2026-####]</w:t>
-      </w:r>
-      <w:r>
-        <w:br/>
-      </w:r>
-      <w:r>
-        <w:rPr>
-          <w:rStyle w:val="VerbatimChar"/>
-        </w:rPr>
-        <w:t xml:space="preserve">[Date you finished writing it]</w:t>
-      </w:r>
-    </w:p>
-    <w:p>
-      <w:pPr>
-        <w:pStyle w:val="FirstParagraph"/>
-      </w:pPr>
-      <w:r>
-        <w:rPr>
-          <w:b/>
-          <w:bCs/>
-        </w:rPr>
-        <w:t xml:space="preserve">Methodology (one paragraph, ~150 words):</w:t>
-      </w:r>
-    </w:p>
-    <w:p>
-      <w:pPr>
         <w:pStyle w:val="BlockText"/>
       </w:pPr>
       <w:r>
-        <w:t xml:space="preserve">[Open with: which files in the evidence pack you read and in what order. Then state the criteria you applied when deciding which auth-log lines went into your table. Then say how you handled conflicts between sources (e.g., when the log says one thing and the ticket history says another, which do you trust and why). Close with how you assigned confidence ratings. Be specific to the Sankofa pack — do not write a generic methodology that could apply to any case.]</w:t>
-      </w:r>
-    </w:p>
-    <w:p>
-      <w:pPr>
-        <w:pStyle w:val="FirstParagraph"/>
-      </w:pPr>
-      <w:r>
-        <w:rPr>
-          <w:b/>
-          <w:bCs/>
-        </w:rPr>
-        <w:t xml:space="preserve">Confidence rating definitions (sub-heading, then a short list):</w:t>
+        <w:t xml:space="preserve">📋</w:t>
+      </w:r>
+      <w:r>
+        <w:t xml:space="preserve"> </w:t>
+      </w:r>
+      <w:r>
+        <w:rPr>
+          <w:b/>
+          <w:bCs/>
+        </w:rPr>
+        <w:t xml:space="preserve">Before you start writing, check yourself:</w:t>
       </w:r>
     </w:p>
     <w:p>
@@ -199,26 +98,58 @@
         </w:numPr>
       </w:pPr>
       <w:r>
-        <w:rPr>
-          <w:b/>
-          <w:bCs/>
-        </w:rPr>
-        <w:t xml:space="preserve">H — High.</w:t>
-      </w:r>
-      <w:r>
-        <w:t xml:space="preserve"> </w:t>
-      </w:r>
-      <w:r>
-        <w:t xml:space="preserve">[One-sentence definition + one example from your own table. E.g.,</w:t>
-      </w:r>
-      <w:r>
-        <w:t xml:space="preserve"> </w:t>
-      </w:r>
-      <w:r>
-        <w:t xml:space="preserve">“Two independent files confirm the event; no plausible benign explanation.”</w:t>
-      </w:r>
-      <w:r>
-        <w:t xml:space="preserve">]</w:t>
+        <w:t xml:space="preserve">Have you read</w:t>
+      </w:r>
+      <w:r>
+        <w:t xml:space="preserve"> </w:t>
+      </w:r>
+      <w:r>
+        <w:rPr>
+          <w:rStyle w:val="VerbatimChar"/>
+        </w:rPr>
+        <w:t xml:space="preserve">auth-log-q2.txt</w:t>
+      </w:r>
+      <w:r>
+        <w:t xml:space="preserve">,</w:t>
+      </w:r>
+      <w:r>
+        <w:t xml:space="preserve"> </w:t>
+      </w:r>
+      <w:r>
+        <w:rPr>
+          <w:rStyle w:val="VerbatimChar"/>
+        </w:rPr>
+        <w:t xml:space="preserve">encoded-strings.txt</w:t>
+      </w:r>
+      <w:r>
+        <w:t xml:space="preserve">,</w:t>
+      </w:r>
+      <w:r>
+        <w:t xml:space="preserve"> </w:t>
+      </w:r>
+      <w:r>
+        <w:rPr>
+          <w:rStyle w:val="VerbatimChar"/>
+        </w:rPr>
+        <w:t xml:space="preserve">tier-1-ticket-history.csv</w:t>
+      </w:r>
+      <w:r>
+        <w:t xml:space="preserve">, and</w:t>
+      </w:r>
+      <w:r>
+        <w:t xml:space="preserve"> </w:t>
+      </w:r>
+      <w:r>
+        <w:rPr>
+          <w:rStyle w:val="VerbatimChar"/>
+        </w:rPr>
+        <w:t xml:space="preserve">sankofa-roster.csv</w:t>
+      </w:r>
+      <w:r>
+        <w:t xml:space="preserve"> </w:t>
+      </w:r>
+      <w:r>
+        <w:t xml:space="preserve">end to end?</w:t>
       </w:r>
     </w:p>
     <w:p>
@@ -230,17 +161,19 @@
         </w:numPr>
       </w:pPr>
       <w:r>
-        <w:rPr>
-          <w:b/>
-          <w:bCs/>
-        </w:rPr>
-        <w:t xml:space="preserve">M — Medium.</w:t>
-      </w:r>
-      <w:r>
-        <w:t xml:space="preserve"> </w:t>
-      </w:r>
-      <w:r>
-        <w:t xml:space="preserve">[Definition + example.]</w:t>
+        <w:t xml:space="preserve">Have you decoded ALL FOUR payloads in</w:t>
+      </w:r>
+      <w:r>
+        <w:t xml:space="preserve"> </w:t>
+      </w:r>
+      <w:r>
+        <w:rPr>
+          <w:rStyle w:val="VerbatimChar"/>
+        </w:rPr>
+        <w:t xml:space="preserve">encoded-strings.txt</w:t>
+      </w:r>
+      <w:r>
+        <w:t xml:space="preserve">? One of them names the threat actor — it has to appear in your table.</w:t>
       </w:r>
     </w:p>
     <w:p>
@@ -252,27 +185,85 @@
         </w:numPr>
       </w:pPr>
       <w:r>
-        <w:rPr>
-          <w:b/>
-          <w:bCs/>
-        </w:rPr>
-        <w:t xml:space="preserve">L — Low.</w:t>
-      </w:r>
-      <w:r>
-        <w:t xml:space="preserve"> </w:t>
-      </w:r>
-      <w:r>
-        <w:t xml:space="preserve">[Definition + example.]</w:t>
+        <w:t xml:space="preserve">Do you know which row of</w:t>
+      </w:r>
+      <w:r>
+        <w:t xml:space="preserve"> </w:t>
+      </w:r>
+      <w:r>
+        <w:rPr>
+          <w:rStyle w:val="VerbatimChar"/>
+        </w:rPr>
+        <w:t xml:space="preserve">sankofa-roster.csv</w:t>
+      </w:r>
+      <w:r>
+        <w:t xml:space="preserve"> </w:t>
+      </w:r>
+      <w:r>
+        <w:t xml:space="preserve">corresponds to the offboarded</w:t>
+      </w:r>
+      <w:r>
+        <w:t xml:space="preserve"> </w:t>
+      </w:r>
+      <w:r>
+        <w:rPr>
+          <w:rStyle w:val="VerbatimChar"/>
+        </w:rPr>
+        <w:t xml:space="preserve">a.eze</w:t>
+      </w:r>
+      <w:r>
+        <w:t xml:space="preserve"> </w:t>
+      </w:r>
+      <w:r>
+        <w:t xml:space="preserve">account, and on what date?</w:t>
+      </w:r>
+    </w:p>
+    <w:p>
+      <w:pPr>
+        <w:pStyle w:val="Compact"/>
+        <w:numPr>
+          <w:ilvl w:val="0"/>
+          <w:numId w:val="1001"/>
+        </w:numPr>
+      </w:pPr>
+      <w:r>
+        <w:t xml:space="preserve">If any answer is no, close this template and finish that work first. The template will not save you from missing evidence.</w:t>
+      </w:r>
+    </w:p>
+    <w:p>
+      <w:r>
+        <w:pict>
+          <v:rect style="width:0;height:1.5pt" o:hralign="center" o:hrstd="t" o:hr="t"/>
+        </w:pict>
+      </w:r>
+    </w:p>
+    <w:bookmarkStart w:id="9" w:name="page-1"/>
+    <w:p>
+      <w:pPr>
+        <w:pStyle w:val="Heading2"/>
+      </w:pPr>
+      <w:r>
+        <w:t xml:space="preserve">── Page 1 ──</w:t>
       </w:r>
     </w:p>
     <w:bookmarkEnd w:id="9"/>
-    <w:bookmarkStart w:id="10" w:name="pages-24-the-evidence-table"/>
+    <w:bookmarkEnd w:id="10"/>
+    <w:bookmarkStart w:id="23" w:name="stage-0-capstone-deliverable-1"/>
+    <w:p>
+      <w:pPr>
+        <w:pStyle w:val="Heading1"/>
+      </w:pPr>
+      <w:r>
+        <w:t xml:space="preserve">Stage 0 Capstone · Deliverable 1</w:t>
+      </w:r>
+    </w:p>
+    <w:bookmarkStart w:id="13" w:name="suspicious-login-evidence-table"/>
     <w:p>
       <w:pPr>
         <w:pStyle w:val="Heading2"/>
       </w:pPr>
       <w:r>
-        <w:t xml:space="preserve">Pages 2–4 — The evidence table</w:t>
+        <w:t xml:space="preserve">Suspicious-login evidence table</w:t>
       </w:r>
     </w:p>
     <w:p>
@@ -284,16 +275,526 @@
           <w:b/>
           <w:bCs/>
         </w:rPr>
-        <w:t xml:space="preserve">Section title:</w:t>
-      </w:r>
-      <w:r>
-        <w:t xml:space="preserve"> </w:t>
-      </w:r>
+        <w:t xml:space="preserve">Author:</w:t>
+      </w:r>
+      <w:r>
+        <w:t xml:space="preserve"> </w:t>
+      </w:r>
+      <w:r>
+        <w:t xml:space="preserve">[Your full name as it appears on the UBI platform]</w:t>
+      </w:r>
+      <w:r>
+        <w:t xml:space="preserve"> </w:t>
+      </w:r>
+      <w:r>
+        <w:rPr>
+          <w:b/>
+          <w:bCs/>
+        </w:rPr>
+        <w:t xml:space="preserve">Intern code:</w:t>
+      </w:r>
+      <w:r>
+        <w:t xml:space="preserve"> </w:t>
+      </w:r>
+      <w:r>
+        <w:t xml:space="preserve">[UBI-2026-####]</w:t>
+      </w:r>
+      <w:r>
+        <w:t xml:space="preserve"> </w:t>
+      </w:r>
+      <w:r>
+        <w:rPr>
+          <w:b/>
+          <w:bCs/>
+        </w:rPr>
+        <w:t xml:space="preserve">Date completed:</w:t>
+      </w:r>
+      <w:r>
+        <w:t xml:space="preserve"> </w:t>
+      </w:r>
+      <w:r>
+        <w:t xml:space="preserve">[DD Month 2026]</w:t>
+      </w:r>
+      <w:r>
+        <w:t xml:space="preserve"> </w:t>
+      </w:r>
+      <w:r>
+        <w:rPr>
+          <w:b/>
+          <w:bCs/>
+        </w:rPr>
+        <w:t xml:space="preserve">Programme:</w:t>
+      </w:r>
+      <w:r>
+        <w:t xml:space="preserve"> </w:t>
+      </w:r>
+      <w:r>
+        <w:t xml:space="preserve">Ubuntu Bridge Initiative · Cybersecurity Internship · Cohort 1</w:t>
+      </w:r>
+      <w:r>
+        <w:t xml:space="preserve"> </w:t>
+      </w:r>
+      <w:r>
+        <w:rPr>
+          <w:b/>
+          <w:bCs/>
+        </w:rPr>
+        <w:t xml:space="preserve">Stage:</w:t>
+      </w:r>
+      <w:r>
+        <w:t xml:space="preserve"> </w:t>
+      </w:r>
+      <w:r>
+        <w:t xml:space="preserve">0 · Induction at the Gate</w:t>
+      </w:r>
+    </w:p>
+    <w:p>
+      <w:r>
+        <w:pict>
+          <v:rect style="width:0;height:1.5pt" o:hralign="center" o:hrstd="t" o:hr="t"/>
+        </w:pict>
+      </w:r>
+    </w:p>
+    <w:bookmarkStart w:id="11" w:name="methodology"/>
+    <w:p>
+      <w:pPr>
+        <w:pStyle w:val="Heading3"/>
+      </w:pPr>
+      <w:r>
+        <w:t xml:space="preserve">Methodology</w:t>
+      </w:r>
+    </w:p>
+    <w:p>
+      <w:pPr>
+        <w:pStyle w:val="FirstParagraph"/>
+      </w:pPr>
+      <w:r>
+        <w:t xml:space="preserve">[Replace this paragraph with your own writing — target ~150 words. Open with: which files in the evidence pack you read and in what order. Then state the criteria you applied when deciding what counted as suspicious in the auth log. Then say how you handled conflicts between sources (e.g., when the log says one thing and the ticket history says another — which do you trust and why?). Close with how you assigned confidence ratings. Be specific to the Sankofa pack — do not write a generic methodology that could apply to any case.]</w:t>
+      </w:r>
+    </w:p>
+    <w:p>
+      <w:pPr>
+        <w:pStyle w:val="BodyText"/>
+      </w:pPr>
       <w:r>
         <w:rPr>
           <w:i/>
           <w:iCs/>
         </w:rPr>
+        <w:t xml:space="preserve">Example opener you can adapt:</w:t>
+      </w:r>
+      <w:r>
+        <w:rPr>
+          <w:i/>
+          <w:iCs/>
+        </w:rPr>
+        <w:t xml:space="preserve"> </w:t>
+      </w:r>
+      <w:r>
+        <w:rPr>
+          <w:i/>
+          <w:iCs/>
+        </w:rPr>
+        <w:t xml:space="preserve">“I read</w:t>
+      </w:r>
+      <w:r>
+        <w:rPr>
+          <w:i/>
+          <w:iCs/>
+        </w:rPr>
+        <w:t xml:space="preserve"> </w:t>
+      </w:r>
+      <w:r>
+        <w:rPr>
+          <w:rStyle w:val="VerbatimChar"/>
+          <w:i/>
+          <w:iCs/>
+        </w:rPr>
+        <w:t xml:space="preserve">auth-log-q2.txt</w:t>
+      </w:r>
+      <w:r>
+        <w:rPr>
+          <w:i/>
+          <w:iCs/>
+        </w:rPr>
+        <w:t xml:space="preserve"> </w:t>
+      </w:r>
+      <w:r>
+        <w:rPr>
+          <w:i/>
+          <w:iCs/>
+        </w:rPr>
+        <w:t xml:space="preserve">first to build a chronological view of authentication events, then cross-referenced each suspicious line against</w:t>
+      </w:r>
+      <w:r>
+        <w:rPr>
+          <w:i/>
+          <w:iCs/>
+        </w:rPr>
+        <w:t xml:space="preserve"> </w:t>
+      </w:r>
+      <w:r>
+        <w:rPr>
+          <w:rStyle w:val="VerbatimChar"/>
+          <w:i/>
+          <w:iCs/>
+        </w:rPr>
+        <w:t xml:space="preserve">tier-1-ticket-history.csv</w:t>
+      </w:r>
+      <w:r>
+        <w:rPr>
+          <w:i/>
+          <w:iCs/>
+        </w:rPr>
+        <w:t xml:space="preserve"> </w:t>
+      </w:r>
+      <w:r>
+        <w:rPr>
+          <w:i/>
+          <w:iCs/>
+        </w:rPr>
+        <w:t xml:space="preserve">to determine which had been raised by the SIEM and how the responding analyst had dispositioned them.</w:t>
+      </w:r>
+      <w:r>
+        <w:rPr>
+          <w:i/>
+          <w:iCs/>
+        </w:rPr>
+        <w:t xml:space="preserve"> </w:t>
+      </w:r>
+      <w:r>
+        <w:rPr>
+          <w:rStyle w:val="VerbatimChar"/>
+          <w:i/>
+          <w:iCs/>
+        </w:rPr>
+        <w:t xml:space="preserve">sankofa-roster.csv</w:t>
+      </w:r>
+      <w:r>
+        <w:rPr>
+          <w:i/>
+          <w:iCs/>
+        </w:rPr>
+        <w:t xml:space="preserve"> </w:t>
+      </w:r>
+      <w:r>
+        <w:rPr>
+          <w:i/>
+          <w:iCs/>
+        </w:rPr>
+        <w:t xml:space="preserve">was loaded last to identify accounts whose owners were no longer with Sankofa during the breach window …”</w:t>
+      </w:r>
+    </w:p>
+    <w:bookmarkEnd w:id="11"/>
+    <w:bookmarkStart w:id="12" w:name="confidence-rating-definitions"/>
+    <w:p>
+      <w:pPr>
+        <w:pStyle w:val="Heading3"/>
+      </w:pPr>
+      <w:r>
+        <w:t xml:space="preserve">Confidence rating definitions</w:t>
+      </w:r>
+    </w:p>
+    <w:p>
+      <w:pPr>
+        <w:pStyle w:val="FirstParagraph"/>
+      </w:pPr>
+      <w:r>
+        <w:t xml:space="preserve">Each row in the table below is rated High (H), Medium (M), or Low (L) using the definitions here. The example for each rating comes from a row in my own table.</w:t>
+      </w:r>
+    </w:p>
+    <w:p>
+      <w:pPr>
+        <w:pStyle w:val="BodyText"/>
+      </w:pPr>
+      <w:r>
+        <w:rPr>
+          <w:b/>
+          <w:bCs/>
+        </w:rPr>
+        <w:t xml:space="preserve">H — High confidence.</w:t>
+      </w:r>
+      <w:r>
+        <w:t xml:space="preserve"> </w:t>
+      </w:r>
+      <w:r>
+        <w:t xml:space="preserve">[Your definition. When do you consider an event High? E.g.,</w:t>
+      </w:r>
+      <w:r>
+        <w:t xml:space="preserve"> </w:t>
+      </w:r>
+      <w:r>
+        <w:t xml:space="preserve">“Two or more independent files corroborate the event; no plausible benign explanation exists.”</w:t>
+      </w:r>
+      <w:r>
+        <w:t xml:space="preserve">]</w:t>
+      </w:r>
+      <w:r>
+        <w:t xml:space="preserve"> </w:t>
+      </w:r>
+      <w:r>
+        <w:rPr>
+          <w:i/>
+          <w:iCs/>
+        </w:rPr>
+        <w:t xml:space="preserve">Example from my table:</w:t>
+      </w:r>
+      <w:r>
+        <w:t xml:space="preserve"> </w:t>
+      </w:r>
+      <w:r>
+        <w:t xml:space="preserve">[Cite a specific row by number, e.g.,</w:t>
+      </w:r>
+      <w:r>
+        <w:t xml:space="preserve"> </w:t>
+      </w:r>
+      <w:r>
+        <w:t xml:space="preserve">“Row 1 — the SD-40812 publickey acceptance is corroborated by</w:t>
+      </w:r>
+      <w:r>
+        <w:t xml:space="preserve"> </w:t>
+      </w:r>
+      <w:r>
+        <w:rPr>
+          <w:rStyle w:val="VerbatimChar"/>
+        </w:rPr>
+        <w:t xml:space="preserve">auth-log-q2.txt:14</w:t>
+      </w:r>
+      <w:r>
+        <w:t xml:space="preserve"> </w:t>
+      </w:r>
+      <w:r>
+        <w:t xml:space="preserve">and the ticket disposition in</w:t>
+      </w:r>
+      <w:r>
+        <w:t xml:space="preserve"> </w:t>
+      </w:r>
+      <w:r>
+        <w:rPr>
+          <w:rStyle w:val="VerbatimChar"/>
+        </w:rPr>
+        <w:t xml:space="preserve">tier-1-ticket-history.csv</w:t>
+      </w:r>
+      <w:r>
+        <w:t xml:space="preserve"> </w:t>
+      </w:r>
+      <w:r>
+        <w:t xml:space="preserve">row 3.”</w:t>
+      </w:r>
+      <w:r>
+        <w:t xml:space="preserve">]</w:t>
+      </w:r>
+    </w:p>
+    <w:p>
+      <w:pPr>
+        <w:pStyle w:val="BodyText"/>
+      </w:pPr>
+      <w:r>
+        <w:rPr>
+          <w:b/>
+          <w:bCs/>
+        </w:rPr>
+        <w:t xml:space="preserve">M — Medium confidence.</w:t>
+      </w:r>
+      <w:r>
+        <w:t xml:space="preserve"> </w:t>
+      </w:r>
+      <w:r>
+        <w:t xml:space="preserve">[Your definition. E.g.,</w:t>
+      </w:r>
+      <w:r>
+        <w:t xml:space="preserve"> </w:t>
+      </w:r>
+      <w:r>
+        <w:t xml:space="preserve">“One file shows the event directly; corroboration is plausible but not confirmed within this pack.”</w:t>
+      </w:r>
+      <w:r>
+        <w:t xml:space="preserve">]</w:t>
+      </w:r>
+      <w:r>
+        <w:t xml:space="preserve"> </w:t>
+      </w:r>
+      <w:r>
+        <w:rPr>
+          <w:i/>
+          <w:iCs/>
+        </w:rPr>
+        <w:t xml:space="preserve">Example from my table:</w:t>
+      </w:r>
+      <w:r>
+        <w:t xml:space="preserve"> </w:t>
+      </w:r>
+      <w:r>
+        <w:t xml:space="preserve">[Cite a specific row.]</w:t>
+      </w:r>
+    </w:p>
+    <w:p>
+      <w:pPr>
+        <w:pStyle w:val="BodyText"/>
+      </w:pPr>
+      <w:r>
+        <w:rPr>
+          <w:b/>
+          <w:bCs/>
+        </w:rPr>
+        <w:t xml:space="preserve">L — Low confidence.</w:t>
+      </w:r>
+      <w:r>
+        <w:t xml:space="preserve"> </w:t>
+      </w:r>
+      <w:r>
+        <w:t xml:space="preserve">[Your definition. E.g.,</w:t>
+      </w:r>
+      <w:r>
+        <w:t xml:space="preserve"> </w:t>
+      </w:r>
+      <w:r>
+        <w:t xml:space="preserve">“Suspicious by pattern only; no single line of evidence directly confirms it.”</w:t>
+      </w:r>
+      <w:r>
+        <w:t xml:space="preserve">]</w:t>
+      </w:r>
+      <w:r>
+        <w:t xml:space="preserve"> </w:t>
+      </w:r>
+      <w:r>
+        <w:rPr>
+          <w:i/>
+          <w:iCs/>
+        </w:rPr>
+        <w:t xml:space="preserve">Example from my table:</w:t>
+      </w:r>
+      <w:r>
+        <w:t xml:space="preserve"> </w:t>
+      </w:r>
+      <w:r>
+        <w:t xml:space="preserve">[Cite a specific row.]</w:t>
+      </w:r>
+    </w:p>
+    <w:p>
+      <w:r>
+        <w:pict>
+          <v:rect style="width:0;height:1.5pt" o:hralign="center" o:hrstd="t" o:hr="t"/>
+        </w:pict>
+      </w:r>
+    </w:p>
+    <w:p>
+      <w:pPr>
+        <w:pStyle w:val="BlockText"/>
+      </w:pPr>
+      <w:r>
+        <w:t xml:space="preserve">📋</w:t>
+      </w:r>
+      <w:r>
+        <w:t xml:space="preserve"> </w:t>
+      </w:r>
+      <w:r>
+        <w:rPr>
+          <w:b/>
+          <w:bCs/>
+        </w:rPr>
+        <w:t xml:space="preserve">Before you move to page 2, confirm:</w:t>
+      </w:r>
+    </w:p>
+    <w:p>
+      <w:pPr>
+        <w:pStyle w:val="Compact"/>
+        <w:numPr>
+          <w:ilvl w:val="0"/>
+          <w:numId w:val="1002"/>
+        </w:numPr>
+      </w:pPr>
+      <w:r>
+        <w:t xml:space="preserve">Title block is complete (name, intern code, date).</w:t>
+      </w:r>
+    </w:p>
+    <w:p>
+      <w:pPr>
+        <w:pStyle w:val="Compact"/>
+        <w:numPr>
+          <w:ilvl w:val="0"/>
+          <w:numId w:val="1003"/>
+        </w:numPr>
+      </w:pPr>
+      <w:r>
+        <w:t xml:space="preserve">Methodology paragraph is ~150 words and specific to Sankofa.</w:t>
+      </w:r>
+    </w:p>
+    <w:p>
+      <w:pPr>
+        <w:pStyle w:val="Compact"/>
+        <w:numPr>
+          <w:ilvl w:val="0"/>
+          <w:numId w:val="1004"/>
+        </w:numPr>
+      </w:pPr>
+      <w:r>
+        <w:t xml:space="preserve">H/M/L definitions each have one concrete example referencing a row in your own table.</w:t>
+      </w:r>
+    </w:p>
+    <w:p>
+      <w:pPr>
+        <w:pStyle w:val="Compact"/>
+        <w:numPr>
+          <w:ilvl w:val="0"/>
+          <w:numId w:val="1005"/>
+        </w:numPr>
+      </w:pPr>
+      <w:r>
+        <w:t xml:space="preserve">No</w:t>
+      </w:r>
+      <w:r>
+        <w:t xml:space="preserve"> </w:t>
+      </w:r>
+      <w:r>
+        <w:rPr>
+          <w:rStyle w:val="VerbatimChar"/>
+        </w:rPr>
+        <w:t xml:space="preserve">[BRACKETED]</w:t>
+      </w:r>
+      <w:r>
+        <w:t xml:space="preserve"> </w:t>
+      </w:r>
+      <w:r>
+        <w:t xml:space="preserve">prompts remain on this page.</w:t>
+      </w:r>
+    </w:p>
+    <w:p>
+      <w:pPr>
+        <w:pStyle w:val="Compact"/>
+        <w:numPr>
+          <w:ilvl w:val="0"/>
+          <w:numId w:val="1006"/>
+        </w:numPr>
+      </w:pPr>
+      <w:r>
+        <w:t xml:space="preserve">No italic guidance notes remain on this page.</w:t>
+      </w:r>
+    </w:p>
+    <w:p>
+      <w:r>
+        <w:pict>
+          <v:rect style="width:0;height:1.5pt" o:hralign="center" o:hrstd="t" o:hr="t"/>
+        </w:pict>
+      </w:r>
+    </w:p>
+    <w:bookmarkEnd w:id="12"/>
+    <w:bookmarkEnd w:id="13"/>
+    <w:bookmarkStart w:id="18" w:name="pages-23-the-evidence-table"/>
+    <w:p>
+      <w:pPr>
+        <w:pStyle w:val="Heading2"/>
+      </w:pPr>
+      <w:r>
+        <w:t xml:space="preserve">── Pages 2–3 — The evidence table ──</w:t>
+      </w:r>
+    </w:p>
+    <w:bookmarkStart w:id="14" w:name="X555b20f2f85f7dfe897366db8410fba467c9eee"/>
+    <w:p>
+      <w:pPr>
+        <w:pStyle w:val="Heading3"/>
+      </w:pPr>
+      <w:r>
         <w:t xml:space="preserve">Suspicious-login events, Q2 2024 (Sankofa gateway-01)</w:t>
       </w:r>
     </w:p>
@@ -335,7 +836,7 @@
               <w:pStyle w:val="Compact"/>
             </w:pPr>
             <w:r>
-              <w:t xml:space="preserve">Timestamp (UTC)</w:t>
+              <w:t xml:space="preserve">Timestamp UTC</w:t>
             </w:r>
           </w:p>
         </w:tc>
@@ -425,7 +926,7 @@
               <w:pStyle w:val="Compact"/>
             </w:pPr>
             <w:r>
-              <w:t xml:space="preserve">[IP]</w:t>
+              <w:t xml:space="preserve">[source IP]</w:t>
             </w:r>
           </w:p>
         </w:tc>
@@ -458,7 +959,7 @@
               <w:pStyle w:val="Compact"/>
             </w:pPr>
             <w:r>
-              <w:t xml:space="preserve">[file:line]; [ticket ID]</w:t>
+              <w:t xml:space="preserve">[file:line]; [ticket ID]; [optional 3rd source]</w:t>
             </w:r>
           </w:p>
         </w:tc>
@@ -504,7 +1005,7 @@
               <w:pStyle w:val="Compact"/>
             </w:pPr>
             <w:r>
-              <w:t xml:space="preserve">[IP]</w:t>
+              <w:t xml:space="preserve">[source IP]</w:t>
             </w:r>
           </w:p>
         </w:tc>
@@ -583,7 +1084,402 @@
               <w:pStyle w:val="Compact"/>
             </w:pPr>
             <w:r>
-              <w:t xml:space="preserve">[IP]</w:t>
+              <w:t xml:space="preserve">[source IP]</w:t>
+            </w:r>
+          </w:p>
+        </w:tc>
+        <w:tc>
+          <w:tcPr/>
+          <w:p>
+            <w:pPr>
+              <w:pStyle w:val="Compact"/>
+            </w:pPr>
+            <w:r>
+              <w:t xml:space="preserve">[account]</w:t>
+            </w:r>
+          </w:p>
+        </w:tc>
+        <w:tc>
+          <w:tcPr/>
+          <w:p>
+            <w:pPr>
+              <w:pStyle w:val="Compact"/>
+            </w:pPr>
+            <w:r>
+              <w:t xml:space="preserve">[one-line reason]</w:t>
+            </w:r>
+          </w:p>
+        </w:tc>
+        <w:tc>
+          <w:tcPr/>
+          <w:p>
+            <w:pPr>
+              <w:pStyle w:val="Compact"/>
+            </w:pPr>
+            <w:r>
+              <w:t xml:space="preserve">[file:line]; [ticket ID]</w:t>
+            </w:r>
+          </w:p>
+        </w:tc>
+        <w:tc>
+          <w:tcPr/>
+          <w:p>
+            <w:pPr>
+              <w:pStyle w:val="Compact"/>
+            </w:pPr>
+            <w:r>
+              <w:t xml:space="preserve">H/M/L</w:t>
+            </w:r>
+          </w:p>
+        </w:tc>
+      </w:tr>
+      <w:tr>
+        <w:tc>
+          <w:tcPr/>
+          <w:p>
+            <w:pPr>
+              <w:pStyle w:val="Compact"/>
+            </w:pPr>
+            <w:r>
+              <w:t xml:space="preserve">4</w:t>
+            </w:r>
+          </w:p>
+        </w:tc>
+        <w:tc>
+          <w:tcPr/>
+          <w:p>
+            <w:pPr>
+              <w:pStyle w:val="Compact"/>
+            </w:pPr>
+            <w:r>
+              <w:t xml:space="preserve">YYYY-MM-DD HH:MM</w:t>
+            </w:r>
+          </w:p>
+        </w:tc>
+        <w:tc>
+          <w:tcPr/>
+          <w:p>
+            <w:pPr>
+              <w:pStyle w:val="Compact"/>
+            </w:pPr>
+            <w:r>
+              <w:t xml:space="preserve">[source IP]</w:t>
+            </w:r>
+          </w:p>
+        </w:tc>
+        <w:tc>
+          <w:tcPr/>
+          <w:p>
+            <w:pPr>
+              <w:pStyle w:val="Compact"/>
+            </w:pPr>
+            <w:r>
+              <w:t xml:space="preserve">[account]</w:t>
+            </w:r>
+          </w:p>
+        </w:tc>
+        <w:tc>
+          <w:tcPr/>
+          <w:p>
+            <w:pPr>
+              <w:pStyle w:val="Compact"/>
+            </w:pPr>
+            <w:r>
+              <w:t xml:space="preserve">[one-line reason]</w:t>
+            </w:r>
+          </w:p>
+        </w:tc>
+        <w:tc>
+          <w:tcPr/>
+          <w:p>
+            <w:pPr>
+              <w:pStyle w:val="Compact"/>
+            </w:pPr>
+            <w:r>
+              <w:t xml:space="preserve">[file:line]; [roster row]</w:t>
+            </w:r>
+          </w:p>
+        </w:tc>
+        <w:tc>
+          <w:tcPr/>
+          <w:p>
+            <w:pPr>
+              <w:pStyle w:val="Compact"/>
+            </w:pPr>
+            <w:r>
+              <w:t xml:space="preserve">H/M/L</w:t>
+            </w:r>
+          </w:p>
+        </w:tc>
+      </w:tr>
+      <w:tr>
+        <w:tc>
+          <w:tcPr/>
+          <w:p>
+            <w:pPr>
+              <w:pStyle w:val="Compact"/>
+            </w:pPr>
+            <w:r>
+              <w:t xml:space="preserve">5</w:t>
+            </w:r>
+          </w:p>
+        </w:tc>
+        <w:tc>
+          <w:tcPr/>
+          <w:p>
+            <w:pPr>
+              <w:pStyle w:val="Compact"/>
+            </w:pPr>
+            <w:r>
+              <w:t xml:space="preserve">YYYY-MM-DD HH:MM</w:t>
+            </w:r>
+          </w:p>
+        </w:tc>
+        <w:tc>
+          <w:tcPr/>
+          <w:p>
+            <w:pPr>
+              <w:pStyle w:val="Compact"/>
+            </w:pPr>
+            <w:r>
+              <w:t xml:space="preserve">[source IP]</w:t>
+            </w:r>
+          </w:p>
+        </w:tc>
+        <w:tc>
+          <w:tcPr/>
+          <w:p>
+            <w:pPr>
+              <w:pStyle w:val="Compact"/>
+            </w:pPr>
+            <w:r>
+              <w:t xml:space="preserve">[account]</w:t>
+            </w:r>
+          </w:p>
+        </w:tc>
+        <w:tc>
+          <w:tcPr/>
+          <w:p>
+            <w:pPr>
+              <w:pStyle w:val="Compact"/>
+            </w:pPr>
+            <w:r>
+              <w:t xml:space="preserve">[one-line reason]</w:t>
+            </w:r>
+          </w:p>
+        </w:tc>
+        <w:tc>
+          <w:tcPr/>
+          <w:p>
+            <w:pPr>
+              <w:pStyle w:val="Compact"/>
+            </w:pPr>
+            <w:r>
+              <w:t xml:space="preserve">[file:line]; [ticket ID]</w:t>
+            </w:r>
+          </w:p>
+        </w:tc>
+        <w:tc>
+          <w:tcPr/>
+          <w:p>
+            <w:pPr>
+              <w:pStyle w:val="Compact"/>
+            </w:pPr>
+            <w:r>
+              <w:t xml:space="preserve">H/M/L</w:t>
+            </w:r>
+          </w:p>
+        </w:tc>
+      </w:tr>
+      <w:tr>
+        <w:tc>
+          <w:tcPr/>
+          <w:p>
+            <w:pPr>
+              <w:pStyle w:val="Compact"/>
+            </w:pPr>
+            <w:r>
+              <w:t xml:space="preserve">6</w:t>
+            </w:r>
+          </w:p>
+        </w:tc>
+        <w:tc>
+          <w:tcPr/>
+          <w:p>
+            <w:pPr>
+              <w:pStyle w:val="Compact"/>
+            </w:pPr>
+            <w:r>
+              <w:t xml:space="preserve">YYYY-MM-DD HH:MM</w:t>
+            </w:r>
+          </w:p>
+        </w:tc>
+        <w:tc>
+          <w:tcPr/>
+          <w:p>
+            <w:pPr>
+              <w:pStyle w:val="Compact"/>
+            </w:pPr>
+            <w:r>
+              <w:t xml:space="preserve">[source IP]</w:t>
+            </w:r>
+          </w:p>
+        </w:tc>
+        <w:tc>
+          <w:tcPr/>
+          <w:p>
+            <w:pPr>
+              <w:pStyle w:val="Compact"/>
+            </w:pPr>
+            <w:r>
+              <w:t xml:space="preserve">[account]</w:t>
+            </w:r>
+          </w:p>
+        </w:tc>
+        <w:tc>
+          <w:tcPr/>
+          <w:p>
+            <w:pPr>
+              <w:pStyle w:val="Compact"/>
+            </w:pPr>
+            <w:r>
+              <w:t xml:space="preserve">[one-line reason]</w:t>
+            </w:r>
+          </w:p>
+        </w:tc>
+        <w:tc>
+          <w:tcPr/>
+          <w:p>
+            <w:pPr>
+              <w:pStyle w:val="Compact"/>
+            </w:pPr>
+            <w:r>
+              <w:t xml:space="preserve">[file:line]; [ticket ID]</w:t>
+            </w:r>
+          </w:p>
+        </w:tc>
+        <w:tc>
+          <w:tcPr/>
+          <w:p>
+            <w:pPr>
+              <w:pStyle w:val="Compact"/>
+            </w:pPr>
+            <w:r>
+              <w:t xml:space="preserve">H/M/L</w:t>
+            </w:r>
+          </w:p>
+        </w:tc>
+      </w:tr>
+      <w:tr>
+        <w:tc>
+          <w:tcPr/>
+          <w:p>
+            <w:pPr>
+              <w:pStyle w:val="Compact"/>
+            </w:pPr>
+            <w:r>
+              <w:t xml:space="preserve">7</w:t>
+            </w:r>
+          </w:p>
+        </w:tc>
+        <w:tc>
+          <w:tcPr/>
+          <w:p>
+            <w:pPr>
+              <w:pStyle w:val="Compact"/>
+            </w:pPr>
+            <w:r>
+              <w:t xml:space="preserve">YYYY-MM-DD HH:MM</w:t>
+            </w:r>
+          </w:p>
+        </w:tc>
+        <w:tc>
+          <w:tcPr/>
+          <w:p>
+            <w:pPr>
+              <w:pStyle w:val="Compact"/>
+            </w:pPr>
+            <w:r>
+              <w:t xml:space="preserve">[source IP]</w:t>
+            </w:r>
+          </w:p>
+        </w:tc>
+        <w:tc>
+          <w:tcPr/>
+          <w:p>
+            <w:pPr>
+              <w:pStyle w:val="Compact"/>
+            </w:pPr>
+            <w:r>
+              <w:t xml:space="preserve">[account]</w:t>
+            </w:r>
+          </w:p>
+        </w:tc>
+        <w:tc>
+          <w:tcPr/>
+          <w:p>
+            <w:pPr>
+              <w:pStyle w:val="Compact"/>
+            </w:pPr>
+            <w:r>
+              <w:t xml:space="preserve">[one-line reason]</w:t>
+            </w:r>
+          </w:p>
+        </w:tc>
+        <w:tc>
+          <w:tcPr/>
+          <w:p>
+            <w:pPr>
+              <w:pStyle w:val="Compact"/>
+            </w:pPr>
+            <w:r>
+              <w:t xml:space="preserve">[file:line]; [ticket ID]</w:t>
+            </w:r>
+          </w:p>
+        </w:tc>
+        <w:tc>
+          <w:tcPr/>
+          <w:p>
+            <w:pPr>
+              <w:pStyle w:val="Compact"/>
+            </w:pPr>
+            <w:r>
+              <w:t xml:space="preserve">H/M/L</w:t>
+            </w:r>
+          </w:p>
+        </w:tc>
+      </w:tr>
+      <w:tr>
+        <w:tc>
+          <w:tcPr/>
+          <w:p>
+            <w:pPr>
+              <w:pStyle w:val="Compact"/>
+            </w:pPr>
+            <w:r>
+              <w:t xml:space="preserve">8</w:t>
+            </w:r>
+          </w:p>
+        </w:tc>
+        <w:tc>
+          <w:tcPr/>
+          <w:p>
+            <w:pPr>
+              <w:pStyle w:val="Compact"/>
+            </w:pPr>
+            <w:r>
+              <w:t xml:space="preserve">YYYY-MM-DD HH:MM</w:t>
+            </w:r>
+          </w:p>
+        </w:tc>
+        <w:tc>
+          <w:tcPr/>
+          <w:p>
+            <w:pPr>
+              <w:pStyle w:val="Compact"/>
+            </w:pPr>
+            <w:r>
+              <w:t xml:space="preserve">[source IP]</w:t>
             </w:r>
           </w:p>
         </w:tc>
@@ -642,7 +1538,41 @@
           <w:i/>
           <w:iCs/>
         </w:rPr>
-        <w:t xml:space="preserve">Add rows until you have 8–12 total. After each row, write a 2–3 sentence analyst commentary directly underneath.</w:t>
+        <w:t xml:space="preserve">Add rows 9, 10, 11, 12 if your analysis surfaced them. Minimum 8 rows. Maximum 12. Every additional row must cite at least two evidence files.</w:t>
+      </w:r>
+    </w:p>
+    <w:bookmarkEnd w:id="14"/>
+    <w:bookmarkStart w:id="15" w:name="per-row-commentary"/>
+    <w:p>
+      <w:pPr>
+        <w:pStyle w:val="Heading3"/>
+      </w:pPr>
+      <w:r>
+        <w:t xml:space="preserve">Per-row commentary</w:t>
+      </w:r>
+    </w:p>
+    <w:p>
+      <w:pPr>
+        <w:pStyle w:val="FirstParagraph"/>
+      </w:pPr>
+      <w:r>
+        <w:t xml:space="preserve">Below the table, write a 2–3 sentence analyst commentary for</w:t>
+      </w:r>
+      <w:r>
+        <w:t xml:space="preserve"> </w:t>
+      </w:r>
+      <w:r>
+        <w:rPr>
+          <w:b/>
+          <w:bCs/>
+        </w:rPr>
+        <w:t xml:space="preserve">every</w:t>
+      </w:r>
+      <w:r>
+        <w:t xml:space="preserve"> </w:t>
+      </w:r>
+      <w:r>
+        <w:t xml:space="preserve">row. Use this format. Make each commentary specific to the row above it — do not paraphrase the whole table.</w:t>
       </w:r>
     </w:p>
     <w:p>
@@ -654,15 +1584,149 @@
           <w:b/>
           <w:bCs/>
         </w:rPr>
-        <w:t xml:space="preserve">Format for the commentary:</w:t>
-      </w:r>
-    </w:p>
-    <w:p>
-      <w:pPr>
-        <w:pStyle w:val="BlockText"/>
-      </w:pPr>
-      <w:r>
-        <w:t xml:space="preserve">[Row X commentary: Why does this event matter? What does it imply about the attacker, the victim, or the SOC process? What would you investigate next if you only had time for one row from your table? Keep it specific to THIS row.]</w:t>
+        <w:t xml:space="preserve">Row 1.</w:t>
+      </w:r>
+      <w:r>
+        <w:t xml:space="preserve"> </w:t>
+      </w:r>
+      <w:r>
+        <w:t xml:space="preserve">[Why does this event matter? What does it imply about the attacker, the victim, or the SOC process? What would you investigate next if you only had time for one row from your table? Keep it specific to THIS row.]</w:t>
+      </w:r>
+    </w:p>
+    <w:p>
+      <w:pPr>
+        <w:pStyle w:val="BodyText"/>
+      </w:pPr>
+      <w:r>
+        <w:rPr>
+          <w:b/>
+          <w:bCs/>
+        </w:rPr>
+        <w:t xml:space="preserve">Row 2.</w:t>
+      </w:r>
+      <w:r>
+        <w:t xml:space="preserve"> </w:t>
+      </w:r>
+      <w:r>
+        <w:t xml:space="preserve">[Commentary specific to row 2.]</w:t>
+      </w:r>
+    </w:p>
+    <w:p>
+      <w:pPr>
+        <w:pStyle w:val="BodyText"/>
+      </w:pPr>
+      <w:r>
+        <w:rPr>
+          <w:b/>
+          <w:bCs/>
+        </w:rPr>
+        <w:t xml:space="preserve">Row 3.</w:t>
+      </w:r>
+      <w:r>
+        <w:t xml:space="preserve"> </w:t>
+      </w:r>
+      <w:r>
+        <w:t xml:space="preserve">[Commentary specific to row 3.]</w:t>
+      </w:r>
+    </w:p>
+    <w:p>
+      <w:pPr>
+        <w:pStyle w:val="BodyText"/>
+      </w:pPr>
+      <w:r>
+        <w:rPr>
+          <w:b/>
+          <w:bCs/>
+        </w:rPr>
+        <w:t xml:space="preserve">Row 4.</w:t>
+      </w:r>
+      <w:r>
+        <w:t xml:space="preserve"> </w:t>
+      </w:r>
+      <w:r>
+        <w:t xml:space="preserve">[Commentary specific to row 4.]</w:t>
+      </w:r>
+    </w:p>
+    <w:p>
+      <w:pPr>
+        <w:pStyle w:val="BodyText"/>
+      </w:pPr>
+      <w:r>
+        <w:rPr>
+          <w:b/>
+          <w:bCs/>
+        </w:rPr>
+        <w:t xml:space="preserve">Row 5.</w:t>
+      </w:r>
+      <w:r>
+        <w:t xml:space="preserve"> </w:t>
+      </w:r>
+      <w:r>
+        <w:t xml:space="preserve">[Commentary specific to row 5.]</w:t>
+      </w:r>
+    </w:p>
+    <w:p>
+      <w:pPr>
+        <w:pStyle w:val="BodyText"/>
+      </w:pPr>
+      <w:r>
+        <w:rPr>
+          <w:b/>
+          <w:bCs/>
+        </w:rPr>
+        <w:t xml:space="preserve">Row 6.</w:t>
+      </w:r>
+      <w:r>
+        <w:t xml:space="preserve"> </w:t>
+      </w:r>
+      <w:r>
+        <w:t xml:space="preserve">[Commentary specific to row 6.]</w:t>
+      </w:r>
+    </w:p>
+    <w:p>
+      <w:pPr>
+        <w:pStyle w:val="BodyText"/>
+      </w:pPr>
+      <w:r>
+        <w:rPr>
+          <w:b/>
+          <w:bCs/>
+        </w:rPr>
+        <w:t xml:space="preserve">Row 7.</w:t>
+      </w:r>
+      <w:r>
+        <w:t xml:space="preserve"> </w:t>
+      </w:r>
+      <w:r>
+        <w:t xml:space="preserve">[Commentary specific to row 7.]</w:t>
+      </w:r>
+    </w:p>
+    <w:p>
+      <w:pPr>
+        <w:pStyle w:val="BodyText"/>
+      </w:pPr>
+      <w:r>
+        <w:rPr>
+          <w:b/>
+          <w:bCs/>
+        </w:rPr>
+        <w:t xml:space="preserve">Row 8.</w:t>
+      </w:r>
+      <w:r>
+        <w:t xml:space="preserve"> </w:t>
+      </w:r>
+      <w:r>
+        <w:t xml:space="preserve">[Commentary specific to row 8.]</w:t>
+      </w:r>
+    </w:p>
+    <w:bookmarkEnd w:id="15"/>
+    <w:bookmarkStart w:id="16" w:name="mandatory-rows-you-must-include"/>
+    <w:p>
+      <w:pPr>
+        <w:pStyle w:val="Heading3"/>
+      </w:pPr>
+      <w:r>
+        <w:t xml:space="preserve">Mandatory rows you must include</w:t>
       </w:r>
     </w:p>
     <w:p>
@@ -670,64 +1734,12 @@
         <w:pStyle w:val="FirstParagraph"/>
       </w:pPr>
       <w:r>
-        <w:rPr>
-          <w:b/>
-          <w:bCs/>
-        </w:rPr>
-        <w:t xml:space="preserve">Mandatory rows you must include (in addition to your own choices):</w:t>
-      </w:r>
-    </w:p>
-    <w:p>
-      <w:pPr>
-        <w:pStyle w:val="Compact"/>
-        <w:numPr>
-          <w:ilvl w:val="0"/>
-          <w:numId w:val="1002"/>
-        </w:numPr>
-      </w:pPr>
-      <w:r>
-        <w:rPr>
-          <w:b/>
-          <w:bCs/>
-        </w:rPr>
-        <w:t xml:space="preserve">Row labelled SD-40812 publickey acceptance.</w:t>
-      </w:r>
-      <w:r>
-        <w:t xml:space="preserve"> </w:t>
-      </w:r>
-      <w:r>
-        <w:t xml:space="preserve">[The accepted publickey from 185.220.101.9 on 04 June 02:07 UTC. Cite both auth-log-q2.txt by line number AND the ticket disposition from tier-1-ticket-history.csv.]</w:t>
-      </w:r>
-    </w:p>
-    <w:p>
-      <w:pPr>
-        <w:pStyle w:val="Compact"/>
-        <w:numPr>
-          <w:ilvl w:val="0"/>
-          <w:numId w:val="1002"/>
-        </w:numPr>
-      </w:pPr>
-      <w:r>
-        <w:rPr>
-          <w:b/>
-          <w:bCs/>
-        </w:rPr>
-        <w:t xml:space="preserve">Row labelled SD-40835 repeat.</w:t>
-      </w:r>
-      <w:r>
-        <w:t xml:space="preserve"> </w:t>
-      </w:r>
-      <w:r>
-        <w:t xml:space="preserve">[The next-day repeat from 05 June 03:14 UTC. Same IP, same account.]</w:t>
-      </w:r>
-    </w:p>
-    <w:p>
-      <w:pPr>
-        <w:pStyle w:val="Compact"/>
-        <w:numPr>
-          <w:ilvl w:val="0"/>
-          <w:numId w:val="1002"/>
-        </w:numPr>
+        <w:t xml:space="preserve">These four rows are required. The grader will check for each by name. If any is missing or wrong, that section of D1 is unscoreable.</w:t>
+      </w:r>
+    </w:p>
+    <w:p>
+      <w:pPr>
+        <w:pStyle w:val="BodyText"/>
       </w:pPr>
       <w:r>
         <w:rPr>
@@ -748,20 +1760,137 @@
           <w:b/>
           <w:bCs/>
         </w:rPr>
-        <w:t xml:space="preserve">“threat actor named”</w:t>
-      </w:r>
-      <w:r>
-        <w:rPr>
-          <w:b/>
-          <w:bCs/>
-        </w:rPr>
-        <w:t xml:space="preserve">.</w:t>
-      </w:r>
-      <w:r>
-        <w:t xml:space="preserve"> </w:t>
-      </w:r>
-      <w:r>
-        <w:t xml:space="preserve">[Decode one of the four encoded strings in encoded-strings.txt — one of them names the threat actor. Put that decoded name in the</w:t>
+        <w:t xml:space="preserve">“SD-40812 — publickey acceptance”</w:t>
+      </w:r>
+      <w:r>
+        <w:rPr>
+          <w:b/>
+          <w:bCs/>
+        </w:rPr>
+        <w:t xml:space="preserve">:</w:t>
+      </w:r>
+      <w:r>
+        <w:t xml:space="preserve"> </w:t>
+      </w:r>
+      <w:r>
+        <w:t xml:space="preserve">[Describe the accepted publickey from 185.220.101.9 on 04 June 02:07 UTC. Cite the line in</w:t>
+      </w:r>
+      <w:r>
+        <w:t xml:space="preserve"> </w:t>
+      </w:r>
+      <w:r>
+        <w:rPr>
+          <w:rStyle w:val="VerbatimChar"/>
+        </w:rPr>
+        <w:t xml:space="preserve">auth-log-q2.txt</w:t>
+      </w:r>
+      <w:r>
+        <w:t xml:space="preserve"> </w:t>
+      </w:r>
+      <w:r>
+        <w:t xml:space="preserve">by number AND the ticket disposition from</w:t>
+      </w:r>
+      <w:r>
+        <w:t xml:space="preserve"> </w:t>
+      </w:r>
+      <w:r>
+        <w:rPr>
+          <w:rStyle w:val="VerbatimChar"/>
+        </w:rPr>
+        <w:t xml:space="preserve">tier-1-ticket-history.csv</w:t>
+      </w:r>
+      <w:r>
+        <w:t xml:space="preserve">. Your commentary should explain why this row is the breach itself — the moment the attacker had legitimate-looking access.]</w:t>
+      </w:r>
+    </w:p>
+    <w:p>
+      <w:pPr>
+        <w:pStyle w:val="BodyText"/>
+      </w:pPr>
+      <w:r>
+        <w:rPr>
+          <w:b/>
+          <w:bCs/>
+        </w:rPr>
+        <w:t xml:space="preserve">Row labelled</w:t>
+      </w:r>
+      <w:r>
+        <w:rPr>
+          <w:b/>
+          <w:bCs/>
+        </w:rPr>
+        <w:t xml:space="preserve"> </w:t>
+      </w:r>
+      <w:r>
+        <w:rPr>
+          <w:b/>
+          <w:bCs/>
+        </w:rPr>
+        <w:t xml:space="preserve">“SD-40835 — next-day repeat”</w:t>
+      </w:r>
+      <w:r>
+        <w:rPr>
+          <w:b/>
+          <w:bCs/>
+        </w:rPr>
+        <w:t xml:space="preserve">:</w:t>
+      </w:r>
+      <w:r>
+        <w:t xml:space="preserve"> </w:t>
+      </w:r>
+      <w:r>
+        <w:t xml:space="preserve">[The repeat access from 05 June 03:14 UTC. Same source IP, same account. Cite both the auth log line AND the ticket. Commentary should explain why a repeat at this interval (about 25 hours) is a planned return, not coincidence.]</w:t>
+      </w:r>
+    </w:p>
+    <w:p>
+      <w:pPr>
+        <w:pStyle w:val="BodyText"/>
+      </w:pPr>
+      <w:r>
+        <w:rPr>
+          <w:b/>
+          <w:bCs/>
+        </w:rPr>
+        <w:t xml:space="preserve">Row labelled</w:t>
+      </w:r>
+      <w:r>
+        <w:rPr>
+          <w:b/>
+          <w:bCs/>
+        </w:rPr>
+        <w:t xml:space="preserve"> </w:t>
+      </w:r>
+      <w:r>
+        <w:rPr>
+          <w:b/>
+          <w:bCs/>
+        </w:rPr>
+        <w:t xml:space="preserve">“Threat actor named”</w:t>
+      </w:r>
+      <w:r>
+        <w:rPr>
+          <w:b/>
+          <w:bCs/>
+        </w:rPr>
+        <w:t xml:space="preserve">:</w:t>
+      </w:r>
+      <w:r>
+        <w:t xml:space="preserve"> </w:t>
+      </w:r>
+      <w:r>
+        <w:t xml:space="preserve">[Decode the four encoded payloads in</w:t>
+      </w:r>
+      <w:r>
+        <w:t xml:space="preserve"> </w:t>
+      </w:r>
+      <w:r>
+        <w:rPr>
+          <w:rStyle w:val="VerbatimChar"/>
+        </w:rPr>
+        <w:t xml:space="preserve">encoded-strings.txt</w:t>
+      </w:r>
+      <w:r>
+        <w:t xml:space="preserve">. ONE of them names the threat actor. Put the decoded name in the</w:t>
       </w:r>
       <w:r>
         <w:t xml:space="preserve"> </w:t>
@@ -773,16 +1902,27 @@
         <w:t xml:space="preserve"> </w:t>
       </w:r>
       <w:r>
-        <w:t xml:space="preserve">cell and cite encoded-strings.txt + the relevant auth log line.]</w:t>
-      </w:r>
-    </w:p>
-    <w:p>
-      <w:pPr>
-        <w:pStyle w:val="Compact"/>
-        <w:numPr>
-          <w:ilvl w:val="0"/>
-          <w:numId w:val="1002"/>
-        </w:numPr>
+        <w:t xml:space="preserve">cell. Cite</w:t>
+      </w:r>
+      <w:r>
+        <w:t xml:space="preserve"> </w:t>
+      </w:r>
+      <w:r>
+        <w:rPr>
+          <w:rStyle w:val="VerbatimChar"/>
+        </w:rPr>
+        <w:t xml:space="preserve">encoded-strings.txt</w:t>
+      </w:r>
+      <w:r>
+        <w:t xml:space="preserve"> </w:t>
+      </w:r>
+      <w:r>
+        <w:t xml:space="preserve">(which payload number) AND the auth log line where this actor’s access appears. Commentary should explain how you decoded it.]</w:t>
+      </w:r>
+    </w:p>
+    <w:p>
+      <w:pPr>
+        <w:pStyle w:val="BodyText"/>
       </w:pPr>
       <w:r>
         <w:rPr>
@@ -803,14 +1943,14 @@
           <w:b/>
           <w:bCs/>
         </w:rPr>
-        <w:t xml:space="preserve">“post-offboarding access”</w:t>
-      </w:r>
-      <w:r>
-        <w:rPr>
-          <w:b/>
-          <w:bCs/>
-        </w:rPr>
-        <w:t xml:space="preserve">.</w:t>
+        <w:t xml:space="preserve">“a.eze — post-offboarding access”</w:t>
+      </w:r>
+      <w:r>
+        <w:rPr>
+          <w:b/>
+          <w:bCs/>
+        </w:rPr>
+        <w:t xml:space="preserve">:</w:t>
       </w:r>
       <w:r>
         <w:t xml:space="preserve"> </w:t>
@@ -831,7 +1971,29 @@
         <w:t xml:space="preserve"> </w:t>
       </w:r>
       <w:r>
-        <w:t xml:space="preserve">account appearing after the offboarding date listed in sankofa-roster.csv. Cite the log line AND the roster row.]</w:t>
+        <w:t xml:space="preserve">account appearing AFTER the offboarding date listed in</w:t>
+      </w:r>
+      <w:r>
+        <w:t xml:space="preserve"> </w:t>
+      </w:r>
+      <w:r>
+        <w:rPr>
+          <w:rStyle w:val="VerbatimChar"/>
+        </w:rPr>
+        <w:t xml:space="preserve">sankofa-roster.csv</w:t>
+      </w:r>
+      <w:r>
+        <w:t xml:space="preserve">. Cite both the auth log line AND the roster row. Commentary should explain why this account being usable at all is the underlying control failure.]</w:t>
+      </w:r>
+    </w:p>
+    <w:bookmarkEnd w:id="16"/>
+    <w:bookmarkStart w:id="17" w:name="defensible-additional-rows-your-call"/>
+    <w:p>
+      <w:pPr>
+        <w:pStyle w:val="Heading3"/>
+      </w:pPr>
+      <w:r>
+        <w:t xml:space="preserve">Defensible additional rows (your call)</w:t>
       </w:r>
     </w:p>
     <w:p>
@@ -839,245 +2001,7 @@
         <w:pStyle w:val="FirstParagraph"/>
       </w:pPr>
       <w:r>
-        <w:t xml:space="preserve">Rows 5 through 8–12 are your call. Defensible picks the grader will recognise:</w:t>
-      </w:r>
-    </w:p>
-    <w:p>
-      <w:pPr>
-        <w:pStyle w:val="Compact"/>
-        <w:numPr>
-          <w:ilvl w:val="0"/>
-          <w:numId w:val="1003"/>
-        </w:numPr>
-      </w:pPr>
-      <w:r>
-        <w:t xml:space="preserve">The cron RELOAD without a corresponding package change.</w:t>
-      </w:r>
-    </w:p>
-    <w:p>
-      <w:pPr>
-        <w:pStyle w:val="Compact"/>
-        <w:numPr>
-          <w:ilvl w:val="0"/>
-          <w:numId w:val="1003"/>
-        </w:numPr>
-      </w:pPr>
-      <w:r>
-        <w:t xml:space="preserve">The</w:t>
-      </w:r>
-      <w:r>
-        <w:t xml:space="preserve"> </w:t>
-      </w:r>
-      <w:r>
-        <w:rPr>
-          <w:rStyle w:val="VerbatimChar"/>
-        </w:rPr>
-        <w:t xml:space="preserve">/tmp/customers.csv + transactions.csv</w:t>
-      </w:r>
-      <w:r>
-        <w:t xml:space="preserve"> </w:t>
-      </w:r>
-      <w:r>
-        <w:t xml:space="preserve">tarball.</w:t>
-      </w:r>
-    </w:p>
-    <w:p>
-      <w:pPr>
-        <w:pStyle w:val="Compact"/>
-        <w:numPr>
-          <w:ilvl w:val="0"/>
-          <w:numId w:val="1003"/>
-        </w:numPr>
-      </w:pPr>
-      <w:r>
-        <w:t xml:space="preserve">The</w:t>
-      </w:r>
-      <w:r>
-        <w:t xml:space="preserve"> </w:t>
-      </w:r>
-      <w:r>
-        <w:rPr>
-          <w:rStyle w:val="VerbatimChar"/>
-        </w:rPr>
-        <w:t xml:space="preserve">scp</w:t>
-      </w:r>
-      <w:r>
-        <w:t xml:space="preserve"> </w:t>
-      </w:r>
-      <w:r>
-        <w:t xml:space="preserve">to 185.220.101.9.</w:t>
-      </w:r>
-    </w:p>
-    <w:p>
-      <w:pPr>
-        <w:pStyle w:val="Compact"/>
-        <w:numPr>
-          <w:ilvl w:val="0"/>
-          <w:numId w:val="1003"/>
-        </w:numPr>
-      </w:pPr>
-      <w:r>
-        <w:t xml:space="preserve">Firefox sessions outside business hours.</w:t>
-      </w:r>
-    </w:p>
-    <w:p>
-      <w:pPr>
-        <w:pStyle w:val="Compact"/>
-        <w:numPr>
-          <w:ilvl w:val="0"/>
-          <w:numId w:val="1003"/>
-        </w:numPr>
-      </w:pPr>
-      <w:r>
-        <w:t xml:space="preserve">Repeat unverified</w:t>
-      </w:r>
-      <w:r>
-        <w:t xml:space="preserve"> </w:t>
-      </w:r>
-      <w:r>
-        <w:rPr>
-          <w:rStyle w:val="VerbatimChar"/>
-        </w:rPr>
-        <w:t xml:space="preserve">sudo less /var/log/*</w:t>
-      </w:r>
-      <w:r>
-        <w:t xml:space="preserve">.</w:t>
-      </w:r>
-    </w:p>
-    <w:p>
-      <w:pPr>
-        <w:pStyle w:val="FirstParagraph"/>
-      </w:pPr>
-      <w:r>
-        <w:t xml:space="preserve">Each row you add must cite at least two files.</w:t>
-      </w:r>
-    </w:p>
-    <w:bookmarkEnd w:id="10"/>
-    <w:bookmarkStart w:id="11" w:name="page-5-pattern-summary-and-next-step"/>
-    <w:p>
-      <w:pPr>
-        <w:pStyle w:val="Heading2"/>
-      </w:pPr>
-      <w:r>
-        <w:t xml:space="preserve">Page 5 — Pattern summary and next step</w:t>
-      </w:r>
-    </w:p>
-    <w:p>
-      <w:pPr>
-        <w:pStyle w:val="FirstParagraph"/>
-      </w:pPr>
-      <w:r>
-        <w:rPr>
-          <w:b/>
-          <w:bCs/>
-        </w:rPr>
-        <w:t xml:space="preserve">Pattern summary (~100 words):</w:t>
-      </w:r>
-    </w:p>
-    <w:p>
-      <w:pPr>
-        <w:pStyle w:val="BlockText"/>
-      </w:pPr>
-      <w:r>
-        <w:t xml:space="preserve">[Step back from the rows. What do they SAY together that they don’t say apart? Name the pattern across rows — the trajectory of the attack, the shape of the SOC’s blind spots, or whatever the table reveals as a whole.]</w:t>
-      </w:r>
-    </w:p>
-    <w:p>
-      <w:pPr>
-        <w:pStyle w:val="FirstParagraph"/>
-      </w:pPr>
-      <w:r>
-        <w:rPr>
-          <w:b/>
-          <w:bCs/>
-        </w:rPr>
-        <w:t xml:space="preserve">The row a grader should reread first:</w:t>
-      </w:r>
-    </w:p>
-    <w:p>
-      <w:pPr>
-        <w:pStyle w:val="BlockText"/>
-      </w:pPr>
-      <w:r>
-        <w:t xml:space="preserve">[Pick ONE row from your table. Name it by number. Explain in 2–3 sentences why this single row is the most important piece of evidence in your whole table.]</w:t>
-      </w:r>
-    </w:p>
-    <w:p>
-      <w:pPr>
-        <w:pStyle w:val="FirstParagraph"/>
-      </w:pPr>
-      <w:r>
-        <w:rPr>
-          <w:b/>
-          <w:bCs/>
-        </w:rPr>
-        <w:t xml:space="preserve">Your next investigative step:</w:t>
-      </w:r>
-    </w:p>
-    <w:p>
-      <w:pPr>
-        <w:pStyle w:val="BlockText"/>
-      </w:pPr>
-      <w:r>
-        <w:t xml:space="preserve">[If you had 24 more hours and Amaka’s blessing, what would you investigate next? Be specific — name a file you would pull, a query you would run, a ticket ID you would re-open, or a person you would interview. Vague answers like</w:t>
-      </w:r>
-      <w:r>
-        <w:t xml:space="preserve"> </w:t>
-      </w:r>
-      <w:r>
-        <w:t xml:space="preserve">“more log analysis”</w:t>
-      </w:r>
-      <w:r>
-        <w:t xml:space="preserve"> </w:t>
-      </w:r>
-      <w:r>
-        <w:t xml:space="preserve">do not count.]</w:t>
-      </w:r>
-    </w:p>
-    <w:bookmarkEnd w:id="11"/>
-    <w:bookmarkStart w:id="12" w:name="pre-submission-checklist-for-d1"/>
-    <w:p>
-      <w:pPr>
-        <w:pStyle w:val="Heading2"/>
-      </w:pPr>
-      <w:r>
-        <w:t xml:space="preserve">Pre-submission checklist for D1</w:t>
-      </w:r>
-    </w:p>
-    <w:p>
-      <w:pPr>
-        <w:pStyle w:val="Compact"/>
-        <w:numPr>
-          <w:ilvl w:val="0"/>
-          <w:numId w:val="1004"/>
-        </w:numPr>
-      </w:pPr>
-      <w:r>
-        <w:t xml:space="preserve">Methodology paragraph anchored to the Sankofa pack, not generic.</w:t>
-      </w:r>
-    </w:p>
-    <w:p>
-      <w:pPr>
-        <w:pStyle w:val="Compact"/>
-        <w:numPr>
-          <w:ilvl w:val="0"/>
-          <w:numId w:val="1005"/>
-        </w:numPr>
-      </w:pPr>
-      <w:r>
-        <w:t xml:space="preserve">H/M/L definitions each have one specific example.</w:t>
-      </w:r>
-    </w:p>
-    <w:p>
-      <w:pPr>
-        <w:pStyle w:val="Compact"/>
-        <w:numPr>
-          <w:ilvl w:val="0"/>
-          <w:numId w:val="1006"/>
-        </w:numPr>
-      </w:pPr>
-      <w:r>
-        <w:t xml:space="preserve">Table has 8–12 rows.</w:t>
+        <w:t xml:space="preserve">The remaining rows (numbers 5 through 8–12) are your own analysis. Each row you add must cite at least two evidence files. Defensible picks the grader will recognise:</w:t>
       </w:r>
     </w:p>
     <w:p>
@@ -1089,7 +2013,163 @@
         </w:numPr>
       </w:pPr>
       <w:r>
-        <w:t xml:space="preserve">All four mandatory rows present and correctly described.</w:t>
+        <w:t xml:space="preserve">The cron</w:t>
+      </w:r>
+      <w:r>
+        <w:t xml:space="preserve"> </w:t>
+      </w:r>
+      <w:r>
+        <w:rPr>
+          <w:rStyle w:val="VerbatimChar"/>
+        </w:rPr>
+        <w:t xml:space="preserve">RELOAD</w:t>
+      </w:r>
+      <w:r>
+        <w:t xml:space="preserve"> </w:t>
+      </w:r>
+      <w:r>
+        <w:t xml:space="preserve">event without a corresponding package change.</w:t>
+      </w:r>
+    </w:p>
+    <w:p>
+      <w:pPr>
+        <w:pStyle w:val="Compact"/>
+        <w:numPr>
+          <w:ilvl w:val="0"/>
+          <w:numId w:val="1007"/>
+        </w:numPr>
+      </w:pPr>
+      <w:r>
+        <w:t xml:space="preserve">The</w:t>
+      </w:r>
+      <w:r>
+        <w:t xml:space="preserve"> </w:t>
+      </w:r>
+      <w:r>
+        <w:rPr>
+          <w:rStyle w:val="VerbatimChar"/>
+        </w:rPr>
+        <w:t xml:space="preserve">/tmp/customers.csv</w:t>
+      </w:r>
+      <w:r>
+        <w:t xml:space="preserve"> </w:t>
+      </w:r>
+      <w:r>
+        <w:t xml:space="preserve">and</w:t>
+      </w:r>
+      <w:r>
+        <w:t xml:space="preserve"> </w:t>
+      </w:r>
+      <w:r>
+        <w:rPr>
+          <w:rStyle w:val="VerbatimChar"/>
+        </w:rPr>
+        <w:t xml:space="preserve">transactions.csv</w:t>
+      </w:r>
+      <w:r>
+        <w:t xml:space="preserve"> </w:t>
+      </w:r>
+      <w:r>
+        <w:t xml:space="preserve">tarball.</w:t>
+      </w:r>
+    </w:p>
+    <w:p>
+      <w:pPr>
+        <w:pStyle w:val="Compact"/>
+        <w:numPr>
+          <w:ilvl w:val="0"/>
+          <w:numId w:val="1007"/>
+        </w:numPr>
+      </w:pPr>
+      <w:r>
+        <w:t xml:space="preserve">The</w:t>
+      </w:r>
+      <w:r>
+        <w:t xml:space="preserve"> </w:t>
+      </w:r>
+      <w:r>
+        <w:rPr>
+          <w:rStyle w:val="VerbatimChar"/>
+        </w:rPr>
+        <w:t xml:space="preserve">scp</w:t>
+      </w:r>
+      <w:r>
+        <w:t xml:space="preserve"> </w:t>
+      </w:r>
+      <w:r>
+        <w:t xml:space="preserve">transfer to 185.220.101.9.</w:t>
+      </w:r>
+    </w:p>
+    <w:p>
+      <w:pPr>
+        <w:pStyle w:val="Compact"/>
+        <w:numPr>
+          <w:ilvl w:val="0"/>
+          <w:numId w:val="1007"/>
+        </w:numPr>
+      </w:pPr>
+      <w:r>
+        <w:t xml:space="preserve">Firefox sessions outside Sankofa business hours.</w:t>
+      </w:r>
+    </w:p>
+    <w:p>
+      <w:pPr>
+        <w:pStyle w:val="Compact"/>
+        <w:numPr>
+          <w:ilvl w:val="0"/>
+          <w:numId w:val="1007"/>
+        </w:numPr>
+      </w:pPr>
+      <w:r>
+        <w:t xml:space="preserve">Repeat unverified</w:t>
+      </w:r>
+      <w:r>
+        <w:t xml:space="preserve"> </w:t>
+      </w:r>
+      <w:r>
+        <w:rPr>
+          <w:rStyle w:val="VerbatimChar"/>
+        </w:rPr>
+        <w:t xml:space="preserve">sudo less /var/log/*</w:t>
+      </w:r>
+      <w:r>
+        <w:t xml:space="preserve"> </w:t>
+      </w:r>
+      <w:r>
+        <w:t xml:space="preserve">activity.</w:t>
+      </w:r>
+    </w:p>
+    <w:p>
+      <w:pPr>
+        <w:pStyle w:val="FirstParagraph"/>
+      </w:pPr>
+      <w:r>
+        <w:t xml:space="preserve">Pick the rows that strengthen your case. You are not obliged to include every defensible pick — eight rows of strong evidence beat twelve rows of mixed quality.</w:t>
+      </w:r>
+    </w:p>
+    <w:p>
+      <w:r>
+        <w:pict>
+          <v:rect style="width:0;height:1.5pt" o:hralign="center" o:hrstd="t" o:hr="t"/>
+        </w:pict>
+      </w:r>
+    </w:p>
+    <w:p>
+      <w:pPr>
+        <w:pStyle w:val="BlockText"/>
+      </w:pPr>
+      <w:r>
+        <w:t xml:space="preserve">📋</w:t>
+      </w:r>
+      <w:r>
+        <w:t xml:space="preserve"> </w:t>
+      </w:r>
+      <w:r>
+        <w:rPr>
+          <w:b/>
+          <w:bCs/>
+        </w:rPr>
+        <w:t xml:space="preserve">Before you move to page 4, confirm:</w:t>
       </w:r>
     </w:p>
     <w:p>
@@ -1101,7 +2181,7 @@
         </w:numPr>
       </w:pPr>
       <w:r>
-        <w:t xml:space="preserve">Every row cites ≥ 2 evidence files with precise locators (file:line, ticket ID, roster row).</w:t>
+        <w:t xml:space="preserve">Table has 8–12 rows.</w:t>
       </w:r>
     </w:p>
     <w:p>
@@ -1113,7 +2193,7 @@
         </w:numPr>
       </w:pPr>
       <w:r>
-        <w:t xml:space="preserve">Confidence column actually used — not every row marked H.</w:t>
+        <w:t xml:space="preserve">All four mandatory rows are present and described correctly.</w:t>
       </w:r>
     </w:p>
     <w:p>
@@ -1125,7 +2205,16 @@
         </w:numPr>
       </w:pPr>
       <w:r>
-        <w:t xml:space="preserve">Each row has a 2–3 sentence analyst commentary underneath.</w:t>
+        <w:t xml:space="preserve">Every row cites at least two evidence files with precise locators (</w:t>
+      </w:r>
+      <w:r>
+        <w:rPr>
+          <w:rStyle w:val="VerbatimChar"/>
+        </w:rPr>
+        <w:t xml:space="preserve">file:line</w:t>
+      </w:r>
+      <w:r>
+        <w:t xml:space="preserve">, ticket ID, roster row number).</w:t>
       </w:r>
     </w:p>
     <w:p>
@@ -1137,7 +2226,7 @@
         </w:numPr>
       </w:pPr>
       <w:r>
-        <w:t xml:space="preserve">Pattern summary, re-read row, and next step all present on the final page.</w:t>
+        <w:t xml:space="preserve">Confidence column is varied — not every row marked H.</w:t>
       </w:r>
     </w:p>
     <w:p>
@@ -1149,7 +2238,31 @@
         </w:numPr>
       </w:pPr>
       <w:r>
-        <w:t xml:space="preserve">All</w:t>
+        <w:t xml:space="preserve">Per-row commentary is written for every row (not just rows 1–4).</w:t>
+      </w:r>
+    </w:p>
+    <w:p>
+      <w:pPr>
+        <w:pStyle w:val="Compact"/>
+        <w:numPr>
+          <w:ilvl w:val="0"/>
+          <w:numId w:val="1013"/>
+        </w:numPr>
+      </w:pPr>
+      <w:r>
+        <w:t xml:space="preserve">Threat actor is named correctly in row 3.</w:t>
+      </w:r>
+    </w:p>
+    <w:p>
+      <w:pPr>
+        <w:pStyle w:val="Compact"/>
+        <w:numPr>
+          <w:ilvl w:val="0"/>
+          <w:numId w:val="1014"/>
+        </w:numPr>
+      </w:pPr>
+      <w:r>
+        <w:t xml:space="preserve">No</w:t>
       </w:r>
       <w:r>
         <w:t xml:space="preserve"> </w:t>
@@ -1164,7 +2277,7 @@
         <w:t xml:space="preserve"> </w:t>
       </w:r>
       <w:r>
-        <w:t xml:space="preserve">prompts removed.</w:t>
+        <w:t xml:space="preserve">prompts remain.</w:t>
       </w:r>
     </w:p>
     <w:p>
@@ -1174,8 +2287,623 @@
         </w:pict>
       </w:r>
     </w:p>
-    <w:bookmarkEnd w:id="12"/>
-    <w:bookmarkEnd w:id="13"/>
+    <w:bookmarkEnd w:id="17"/>
+    <w:bookmarkEnd w:id="18"/>
+    <w:bookmarkStart w:id="22" w:name="X760f9ff64b1f821131c9da3e59f2c91399cc258"/>
+    <w:p>
+      <w:pPr>
+        <w:pStyle w:val="Heading2"/>
+      </w:pPr>
+      <w:r>
+        <w:t xml:space="preserve">── Page 4 (or 5) — Pattern summary and next step ──</w:t>
+      </w:r>
+    </w:p>
+    <w:bookmarkStart w:id="19" w:name="pattern-summary"/>
+    <w:p>
+      <w:pPr>
+        <w:pStyle w:val="Heading3"/>
+      </w:pPr>
+      <w:r>
+        <w:t xml:space="preserve">Pattern summary</w:t>
+      </w:r>
+    </w:p>
+    <w:p>
+      <w:pPr>
+        <w:pStyle w:val="FirstParagraph"/>
+      </w:pPr>
+      <w:r>
+        <w:t xml:space="preserve">[~100 words. Step back from the rows. What do they SAY together that they don’t say apart? Name the pattern across rows — the trajectory of the attack from first foothold to data exfiltration, the shape of the SOC’s blind spots, or whatever the table reveals as a whole. Be specific. Do not just count rows.]</w:t>
+      </w:r>
+    </w:p>
+    <w:p>
+      <w:pPr>
+        <w:pStyle w:val="BodyText"/>
+      </w:pPr>
+      <w:r>
+        <w:rPr>
+          <w:i/>
+          <w:iCs/>
+        </w:rPr>
+        <w:t xml:space="preserve">Example shape to adapt:</w:t>
+      </w:r>
+      <w:r>
+        <w:rPr>
+          <w:i/>
+          <w:iCs/>
+        </w:rPr>
+        <w:t xml:space="preserve"> </w:t>
+      </w:r>
+      <w:r>
+        <w:rPr>
+          <w:i/>
+          <w:iCs/>
+        </w:rPr>
+        <w:t xml:space="preserve">“The eight rows above describe a single attacker (one IP, one account, one decoded threat-actor name) returning N times across N days to the same gateway, escalating from authentication to lateral movement to data staging. M of N events were raised by the SIEM and M of N were dismissed as routine activity. The dismissal pattern is the throughline that D2 unpacks.”</w:t>
+      </w:r>
+    </w:p>
+    <w:bookmarkEnd w:id="19"/>
+    <w:bookmarkStart w:id="20" w:name="the-row-a-grader-should-reread-first"/>
+    <w:p>
+      <w:pPr>
+        <w:pStyle w:val="Heading3"/>
+      </w:pPr>
+      <w:r>
+        <w:t xml:space="preserve">The row a grader should reread first</w:t>
+      </w:r>
+    </w:p>
+    <w:p>
+      <w:pPr>
+        <w:pStyle w:val="FirstParagraph"/>
+      </w:pPr>
+      <w:r>
+        <w:t xml:space="preserve">[Pick ONE row from your table by number. Explain in 2–3 sentences why this single row is the most important piece of evidence in your whole table. Strong picks are the rows where the attacker’s behaviour shifted from</w:t>
+      </w:r>
+      <w:r>
+        <w:t xml:space="preserve"> </w:t>
+      </w:r>
+      <w:r>
+        <w:t xml:space="preserve">“lurking”</w:t>
+      </w:r>
+      <w:r>
+        <w:t xml:space="preserve"> </w:t>
+      </w:r>
+      <w:r>
+        <w:t xml:space="preserve">(authentication) to</w:t>
+      </w:r>
+      <w:r>
+        <w:t xml:space="preserve"> </w:t>
+      </w:r>
+      <w:r>
+        <w:t xml:space="preserve">“doing damage”</w:t>
+      </w:r>
+      <w:r>
+        <w:t xml:space="preserve"> </w:t>
+      </w:r>
+      <w:r>
+        <w:t xml:space="preserve">(data movement, persistence) — or the row that ties together the most evidence files.]</w:t>
+      </w:r>
+    </w:p>
+    <w:bookmarkEnd w:id="20"/>
+    <w:bookmarkStart w:id="21" w:name="my-next-investigative-step"/>
+    <w:p>
+      <w:pPr>
+        <w:pStyle w:val="Heading3"/>
+      </w:pPr>
+      <w:r>
+        <w:t xml:space="preserve">My next investigative step</w:t>
+      </w:r>
+    </w:p>
+    <w:p>
+      <w:pPr>
+        <w:pStyle w:val="FirstParagraph"/>
+      </w:pPr>
+      <w:r>
+        <w:t xml:space="preserve">[If you had 24 more hours and Amaka’s blessing, what would you investigate next? Be concrete — name a specific file you would pull, a specific query you would run, a specific ticket ID you would re-open, or a specific person you would interview. Vague answers like</w:t>
+      </w:r>
+      <w:r>
+        <w:t xml:space="preserve"> </w:t>
+      </w:r>
+      <w:r>
+        <w:t xml:space="preserve">“more log analysis”</w:t>
+      </w:r>
+      <w:r>
+        <w:t xml:space="preserve"> </w:t>
+      </w:r>
+      <w:r>
+        <w:t xml:space="preserve">or</w:t>
+      </w:r>
+      <w:r>
+        <w:t xml:space="preserve"> </w:t>
+      </w:r>
+      <w:r>
+        <w:t xml:space="preserve">“deeper investigation”</w:t>
+      </w:r>
+      <w:r>
+        <w:t xml:space="preserve"> </w:t>
+      </w:r>
+      <w:r>
+        <w:t xml:space="preserve">do not count.]</w:t>
+      </w:r>
+    </w:p>
+    <w:p>
+      <w:pPr>
+        <w:pStyle w:val="BodyText"/>
+      </w:pPr>
+      <w:r>
+        <w:rPr>
+          <w:i/>
+          <w:iCs/>
+        </w:rPr>
+        <w:t xml:space="preserve">Example shape to adapt:</w:t>
+      </w:r>
+      <w:r>
+        <w:rPr>
+          <w:i/>
+          <w:iCs/>
+        </w:rPr>
+        <w:t xml:space="preserve"> </w:t>
+      </w:r>
+      <w:r>
+        <w:rPr>
+          <w:i/>
+          <w:iCs/>
+        </w:rPr>
+        <w:t xml:space="preserve">“Pull the full sudo audit log for</w:t>
+      </w:r>
+      <w:r>
+        <w:rPr>
+          <w:i/>
+          <w:iCs/>
+        </w:rPr>
+        <w:t xml:space="preserve"> </w:t>
+      </w:r>
+      <w:r>
+        <w:rPr>
+          <w:rStyle w:val="VerbatimChar"/>
+          <w:i/>
+          <w:iCs/>
+        </w:rPr>
+        <w:t xml:space="preserve">a.eze</w:t>
+      </w:r>
+      <w:r>
+        <w:rPr>
+          <w:i/>
+          <w:iCs/>
+        </w:rPr>
+        <w:t xml:space="preserve"> </w:t>
+      </w:r>
+      <w:r>
+        <w:rPr>
+          <w:i/>
+          <w:iCs/>
+        </w:rPr>
+        <w:t xml:space="preserve">between 03 and 05 June and correlate against the firefox session timestamps. If the sudo events do not match an interactive session, that confirms automated post-compromise activity rather than an opportunistic human session.”</w:t>
+      </w:r>
+    </w:p>
+    <w:p>
+      <w:r>
+        <w:pict>
+          <v:rect style="width:0;height:1.5pt" o:hralign="center" o:hrstd="t" o:hr="t"/>
+        </w:pict>
+      </w:r>
+    </w:p>
+    <w:bookmarkEnd w:id="21"/>
+    <w:bookmarkEnd w:id="22"/>
+    <w:bookmarkEnd w:id="23"/>
+    <w:bookmarkStart w:id="24" w:name="pre-submission-checklist-for-d1"/>
+    <w:p>
+      <w:pPr>
+        <w:pStyle w:val="Heading1"/>
+      </w:pPr>
+      <w:r>
+        <w:t xml:space="preserve">Pre-submission checklist for D1</w:t>
+      </w:r>
+    </w:p>
+    <w:p>
+      <w:pPr>
+        <w:pStyle w:val="FirstParagraph"/>
+      </w:pPr>
+      <w:r>
+        <w:t xml:space="preserve">Read this list before you save the file and add it to your Drive folder.</w:t>
+      </w:r>
+    </w:p>
+    <w:p>
+      <w:pPr>
+        <w:pStyle w:val="Compact"/>
+        <w:numPr>
+          <w:ilvl w:val="0"/>
+          <w:numId w:val="1015"/>
+        </w:numPr>
+      </w:pPr>
+      <w:r>
+        <w:rPr>
+          <w:b/>
+          <w:bCs/>
+        </w:rPr>
+        <w:t xml:space="preserve">Title block</w:t>
+      </w:r>
+      <w:r>
+        <w:t xml:space="preserve"> </w:t>
+      </w:r>
+      <w:r>
+        <w:t xml:space="preserve">is complete and correct (name, intern code, date).</w:t>
+      </w:r>
+    </w:p>
+    <w:p>
+      <w:pPr>
+        <w:pStyle w:val="Compact"/>
+        <w:numPr>
+          <w:ilvl w:val="0"/>
+          <w:numId w:val="1016"/>
+        </w:numPr>
+      </w:pPr>
+      <w:r>
+        <w:rPr>
+          <w:b/>
+          <w:bCs/>
+        </w:rPr>
+        <w:t xml:space="preserve">Methodology</w:t>
+      </w:r>
+      <w:r>
+        <w:t xml:space="preserve"> </w:t>
+      </w:r>
+      <w:r>
+        <w:t xml:space="preserve">is ~150 words and specific to Sankofa (not generic).</w:t>
+      </w:r>
+    </w:p>
+    <w:p>
+      <w:pPr>
+        <w:pStyle w:val="Compact"/>
+        <w:numPr>
+          <w:ilvl w:val="0"/>
+          <w:numId w:val="1017"/>
+        </w:numPr>
+      </w:pPr>
+      <w:r>
+        <w:rPr>
+          <w:b/>
+          <w:bCs/>
+        </w:rPr>
+        <w:t xml:space="preserve">H/M/L definitions</w:t>
+      </w:r>
+      <w:r>
+        <w:t xml:space="preserve"> </w:t>
+      </w:r>
+      <w:r>
+        <w:t xml:space="preserve">each have one concrete example from your own table.</w:t>
+      </w:r>
+    </w:p>
+    <w:p>
+      <w:pPr>
+        <w:pStyle w:val="Compact"/>
+        <w:numPr>
+          <w:ilvl w:val="0"/>
+          <w:numId w:val="1018"/>
+        </w:numPr>
+      </w:pPr>
+      <w:r>
+        <w:rPr>
+          <w:b/>
+          <w:bCs/>
+        </w:rPr>
+        <w:t xml:space="preserve">Table</w:t>
+      </w:r>
+      <w:r>
+        <w:t xml:space="preserve"> </w:t>
+      </w:r>
+      <w:r>
+        <w:t xml:space="preserve">has 8–12 rows (minimum 8, maximum 12).</w:t>
+      </w:r>
+    </w:p>
+    <w:p>
+      <w:pPr>
+        <w:pStyle w:val="Compact"/>
+        <w:numPr>
+          <w:ilvl w:val="0"/>
+          <w:numId w:val="1019"/>
+        </w:numPr>
+      </w:pPr>
+      <w:r>
+        <w:rPr>
+          <w:b/>
+          <w:bCs/>
+        </w:rPr>
+        <w:t xml:space="preserve">Four mandatory rows</w:t>
+      </w:r>
+      <w:r>
+        <w:t xml:space="preserve"> </w:t>
+      </w:r>
+      <w:r>
+        <w:t xml:space="preserve">are present and correctly described.</w:t>
+      </w:r>
+    </w:p>
+    <w:p>
+      <w:pPr>
+        <w:pStyle w:val="Compact"/>
+        <w:numPr>
+          <w:ilvl w:val="0"/>
+          <w:numId w:val="1020"/>
+        </w:numPr>
+      </w:pPr>
+      <w:r>
+        <w:rPr>
+          <w:b/>
+          <w:bCs/>
+        </w:rPr>
+        <w:t xml:space="preserve">Every row</w:t>
+      </w:r>
+      <w:r>
+        <w:t xml:space="preserve"> </w:t>
+      </w:r>
+      <w:r>
+        <w:t xml:space="preserve">cites at least two evidence files with precise locators.</w:t>
+      </w:r>
+    </w:p>
+    <w:p>
+      <w:pPr>
+        <w:pStyle w:val="Compact"/>
+        <w:numPr>
+          <w:ilvl w:val="0"/>
+          <w:numId w:val="1021"/>
+        </w:numPr>
+      </w:pPr>
+      <w:r>
+        <w:rPr>
+          <w:b/>
+          <w:bCs/>
+        </w:rPr>
+        <w:t xml:space="preserve">Confidence column</w:t>
+      </w:r>
+      <w:r>
+        <w:t xml:space="preserve"> </w:t>
+      </w:r>
+      <w:r>
+        <w:t xml:space="preserve">is varied — at least one M and one L, with reasoning.</w:t>
+      </w:r>
+    </w:p>
+    <w:p>
+      <w:pPr>
+        <w:pStyle w:val="Compact"/>
+        <w:numPr>
+          <w:ilvl w:val="0"/>
+          <w:numId w:val="1022"/>
+        </w:numPr>
+      </w:pPr>
+      <w:r>
+        <w:rPr>
+          <w:b/>
+          <w:bCs/>
+        </w:rPr>
+        <w:t xml:space="preserve">Per-row commentary</w:t>
+      </w:r>
+      <w:r>
+        <w:t xml:space="preserve"> </w:t>
+      </w:r>
+      <w:r>
+        <w:t xml:space="preserve">is written underneath every row.</w:t>
+      </w:r>
+    </w:p>
+    <w:p>
+      <w:pPr>
+        <w:pStyle w:val="Compact"/>
+        <w:numPr>
+          <w:ilvl w:val="0"/>
+          <w:numId w:val="1023"/>
+        </w:numPr>
+      </w:pPr>
+      <w:r>
+        <w:rPr>
+          <w:b/>
+          <w:bCs/>
+        </w:rPr>
+        <w:t xml:space="preserve">Pattern summary</w:t>
+      </w:r>
+      <w:r>
+        <w:t xml:space="preserve"> </w:t>
+      </w:r>
+      <w:r>
+        <w:t xml:space="preserve">is on the final page (~100 words).</w:t>
+      </w:r>
+    </w:p>
+    <w:p>
+      <w:pPr>
+        <w:pStyle w:val="Compact"/>
+        <w:numPr>
+          <w:ilvl w:val="0"/>
+          <w:numId w:val="1024"/>
+        </w:numPr>
+      </w:pPr>
+      <w:r>
+        <w:rPr>
+          <w:b/>
+          <w:bCs/>
+        </w:rPr>
+        <w:t xml:space="preserve">Re-read row</w:t>
+      </w:r>
+      <w:r>
+        <w:t xml:space="preserve"> </w:t>
+      </w:r>
+      <w:r>
+        <w:t xml:space="preserve">is named by number with reasoning.</w:t>
+      </w:r>
+    </w:p>
+    <w:p>
+      <w:pPr>
+        <w:pStyle w:val="Compact"/>
+        <w:numPr>
+          <w:ilvl w:val="0"/>
+          <w:numId w:val="1025"/>
+        </w:numPr>
+      </w:pPr>
+      <w:r>
+        <w:rPr>
+          <w:b/>
+          <w:bCs/>
+        </w:rPr>
+        <w:t xml:space="preserve">Next investigative step</w:t>
+      </w:r>
+      <w:r>
+        <w:t xml:space="preserve"> </w:t>
+      </w:r>
+      <w:r>
+        <w:t xml:space="preserve">is specific (a file, query, ticket, or person).</w:t>
+      </w:r>
+    </w:p>
+    <w:p>
+      <w:pPr>
+        <w:pStyle w:val="Compact"/>
+        <w:numPr>
+          <w:ilvl w:val="0"/>
+          <w:numId w:val="1026"/>
+        </w:numPr>
+      </w:pPr>
+      <w:r>
+        <w:rPr>
+          <w:b/>
+          <w:bCs/>
+        </w:rPr>
+        <w:t xml:space="preserve">Every</w:t>
+      </w:r>
+      <w:r>
+        <w:rPr>
+          <w:b/>
+          <w:bCs/>
+        </w:rPr>
+        <w:t xml:space="preserve"> </w:t>
+      </w:r>
+      <w:r>
+        <w:rPr>
+          <w:rStyle w:val="VerbatimChar"/>
+          <w:b/>
+          <w:bCs/>
+        </w:rPr>
+        <w:t xml:space="preserve">[BRACKETED]</w:t>
+      </w:r>
+      <w:r>
+        <w:rPr>
+          <w:b/>
+          <w:bCs/>
+        </w:rPr>
+        <w:t xml:space="preserve"> </w:t>
+      </w:r>
+      <w:r>
+        <w:rPr>
+          <w:b/>
+          <w:bCs/>
+        </w:rPr>
+        <w:t xml:space="preserve">prompt</w:t>
+      </w:r>
+      <w:r>
+        <w:t xml:space="preserve"> </w:t>
+      </w:r>
+      <w:r>
+        <w:t xml:space="preserve">is removed.</w:t>
+      </w:r>
+    </w:p>
+    <w:p>
+      <w:pPr>
+        <w:pStyle w:val="Compact"/>
+        <w:numPr>
+          <w:ilvl w:val="0"/>
+          <w:numId w:val="1027"/>
+        </w:numPr>
+      </w:pPr>
+      <w:r>
+        <w:rPr>
+          <w:b/>
+          <w:bCs/>
+        </w:rPr>
+        <w:t xml:space="preserve">Every italic guidance line</w:t>
+      </w:r>
+      <w:r>
+        <w:t xml:space="preserve"> </w:t>
+      </w:r>
+      <w:r>
+        <w:t xml:space="preserve">is removed.</w:t>
+      </w:r>
+    </w:p>
+    <w:p>
+      <w:pPr>
+        <w:pStyle w:val="Compact"/>
+        <w:numPr>
+          <w:ilvl w:val="0"/>
+          <w:numId w:val="1028"/>
+        </w:numPr>
+      </w:pPr>
+      <w:r>
+        <w:rPr>
+          <w:b/>
+          <w:bCs/>
+        </w:rPr>
+        <w:t xml:space="preserve">File saved as PDF or DOCX.</w:t>
+      </w:r>
+    </w:p>
+    <w:p>
+      <w:pPr>
+        <w:pStyle w:val="Compact"/>
+        <w:numPr>
+          <w:ilvl w:val="0"/>
+          <w:numId w:val="1029"/>
+        </w:numPr>
+      </w:pPr>
+      <w:r>
+        <w:rPr>
+          <w:b/>
+          <w:bCs/>
+        </w:rPr>
+        <w:t xml:space="preserve">Page count is 3–5.</w:t>
+      </w:r>
+    </w:p>
+    <w:p>
+      <w:pPr>
+        <w:pStyle w:val="Compact"/>
+        <w:numPr>
+          <w:ilvl w:val="0"/>
+          <w:numId w:val="1030"/>
+        </w:numPr>
+      </w:pPr>
+      <w:r>
+        <w:rPr>
+          <w:b/>
+          <w:bCs/>
+        </w:rPr>
+        <w:t xml:space="preserve">File named</w:t>
+      </w:r>
+      <w:r>
+        <w:t xml:space="preserve"> </w:t>
+      </w:r>
+      <w:r>
+        <w:rPr>
+          <w:rStyle w:val="VerbatimChar"/>
+        </w:rPr>
+        <w:t xml:space="preserve">D1-suspicious-login-evidence-table.pdf</w:t>
+      </w:r>
+      <w:r>
+        <w:t xml:space="preserve"> </w:t>
+      </w:r>
+      <w:r>
+        <w:t xml:space="preserve">(or .docx) for the Drive folder.</w:t>
+      </w:r>
+    </w:p>
+    <w:p>
+      <w:pPr>
+        <w:pStyle w:val="FirstParagraph"/>
+      </w:pPr>
+      <w:r>
+        <w:t xml:space="preserve">—</w:t>
+      </w:r>
+      <w:r>
+        <w:t xml:space="preserve"> </w:t>
+      </w:r>
+      <w:r>
+        <w:rPr>
+          <w:i/>
+          <w:iCs/>
+        </w:rPr>
+        <w:t xml:space="preserve">UBI Programme Team</w:t>
+      </w:r>
+    </w:p>
+    <w:bookmarkEnd w:id="24"/>
     <w:sectPr>
       <w:footnotePr>
         <w:numRestart w:val="eachSect"/>
@@ -1472,10 +3200,10 @@
     <w:abstractNumId w:val="991"/>
   </w:num>
   <w:num w:numId="1002">
-    <w:abstractNumId w:val="991"/>
+    <w:abstractNumId w:val="992"/>
   </w:num>
   <w:num w:numId="1003">
-    <w:abstractNumId w:val="991"/>
+    <w:abstractNumId w:val="992"/>
   </w:num>
   <w:num w:numId="1004">
     <w:abstractNumId w:val="992"/>
@@ -1487,7 +3215,7 @@
     <w:abstractNumId w:val="992"/>
   </w:num>
   <w:num w:numId="1007">
-    <w:abstractNumId w:val="992"/>
+    <w:abstractNumId w:val="991"/>
   </w:num>
   <w:num w:numId="1008">
     <w:abstractNumId w:val="992"/>
@@ -1502,6 +3230,60 @@
     <w:abstractNumId w:val="992"/>
   </w:num>
   <w:num w:numId="1012">
+    <w:abstractNumId w:val="992"/>
+  </w:num>
+  <w:num w:numId="1013">
+    <w:abstractNumId w:val="992"/>
+  </w:num>
+  <w:num w:numId="1014">
+    <w:abstractNumId w:val="992"/>
+  </w:num>
+  <w:num w:numId="1015">
+    <w:abstractNumId w:val="992"/>
+  </w:num>
+  <w:num w:numId="1016">
+    <w:abstractNumId w:val="992"/>
+  </w:num>
+  <w:num w:numId="1017">
+    <w:abstractNumId w:val="992"/>
+  </w:num>
+  <w:num w:numId="1018">
+    <w:abstractNumId w:val="992"/>
+  </w:num>
+  <w:num w:numId="1019">
+    <w:abstractNumId w:val="992"/>
+  </w:num>
+  <w:num w:numId="1020">
+    <w:abstractNumId w:val="992"/>
+  </w:num>
+  <w:num w:numId="1021">
+    <w:abstractNumId w:val="992"/>
+  </w:num>
+  <w:num w:numId="1022">
+    <w:abstractNumId w:val="992"/>
+  </w:num>
+  <w:num w:numId="1023">
+    <w:abstractNumId w:val="992"/>
+  </w:num>
+  <w:num w:numId="1024">
+    <w:abstractNumId w:val="992"/>
+  </w:num>
+  <w:num w:numId="1025">
+    <w:abstractNumId w:val="992"/>
+  </w:num>
+  <w:num w:numId="1026">
+    <w:abstractNumId w:val="992"/>
+  </w:num>
+  <w:num w:numId="1027">
+    <w:abstractNumId w:val="992"/>
+  </w:num>
+  <w:num w:numId="1028">
+    <w:abstractNumId w:val="992"/>
+  </w:num>
+  <w:num w:numId="1029">
+    <w:abstractNumId w:val="992"/>
+  </w:num>
+  <w:num w:numId="1030">
     <w:abstractNumId w:val="992"/>
   </w:num>
 </w:numbering>
